--- a/Extra/IndexLabSheet.docx
+++ b/Extra/IndexLabSheet.docx
@@ -1,6 +1,6 @@
 
 <file path=word/document.xml><?xml version="1.0" encoding="utf-8"?>
-<w:document xmlns:wpc="http://schemas.microsoft.com/office/word/2010/wordprocessingCanvas" xmlns:cx="http://schemas.microsoft.com/office/drawing/2014/chartex" xmlns:cx1="http://schemas.microsoft.com/office/drawing/2015/9/8/chartex" xmlns:cx2="http://schemas.microsoft.com/office/drawing/2015/10/21/chartex" xmlns:cx3="http://schemas.microsoft.com/office/drawing/2016/5/9/chartex" xmlns:cx4="http://schemas.microsoft.com/office/drawing/2016/5/10/chartex" xmlns:cx5="http://schemas.microsoft.com/office/drawing/2016/5/11/chartex" xmlns:cx6="http://schemas.microsoft.com/office/drawing/2016/5/12/chartex" xmlns:cx7="http://schemas.microsoft.com/office/drawing/2016/5/13/chartex" xmlns:cx8="http://schemas.microsoft.com/office/drawing/2016/5/14/chartex" xmlns:mc="http://schemas.openxmlformats.org/markup-compatibility/2006" xmlns:aink="http://schemas.microsoft.com/office/drawing/2016/ink" xmlns:am3d="http://schemas.microsoft.com/office/drawing/2017/model3d" xmlns:o="urn:schemas-microsoft-com:office:office" xmlns:oel="http://schemas.microsoft.com/office/2019/extlst" xmlns:r="http://schemas.openxmlformats.org/officeDocument/2006/relationships" xmlns:m="http://schemas.openxmlformats.org/officeDocument/2006/math" xmlns:v="urn:schemas-microsoft-com:vml" xmlns:wp14="http://schemas.microsoft.com/office/word/2010/wordprocessingDrawing" xmlns:wp="http://schemas.openxmlformats.org/drawingml/2006/wordprocessingDrawing" xmlns:w10="urn:schemas-microsoft-com:office:word" xmlns:w="http://schemas.openxmlformats.org/wordprocessingml/2006/main" xmlns:w14="http://schemas.microsoft.com/office/word/2010/wordml" xmlns:w15="http://schemas.microsoft.com/office/word/2012/wordml" xmlns:w16cex="http://schemas.microsoft.com/office/word/2018/wordml/cex" xmlns:w16cid="http://schemas.microsoft.com/office/word/2016/wordml/cid" xmlns:w16="http://schemas.microsoft.com/office/word/2018/wordml" xmlns:w16du="http://schemas.microsoft.com/office/word/2023/wordml/word16du" xmlns:w16sdtdh="http://schemas.microsoft.com/office/word/2020/wordml/sdtdatahash" xmlns:w16sdtfl="http://schemas.microsoft.com/office/word/2024/wordml/sdtformatlock" xmlns:w16se="http://schemas.microsoft.com/office/word/2015/wordml/symex" xmlns:wpg="http://schemas.microsoft.com/office/word/2010/wordprocessingGroup" xmlns:wpi="http://schemas.microsoft.com/office/word/2010/wordprocessingInk" xmlns:wne="http://schemas.microsoft.com/office/word/2006/wordml" xmlns:wps="http://schemas.microsoft.com/office/word/2010/wordprocessingShape" mc:Ignorable="w14 w15 w16se w16cid w16 w16cex w16sdtdh w16sdtfl w16du wp14">
+<w:document xmlns:wpc="http://schemas.microsoft.com/office/word/2010/wordprocessingCanvas" xmlns:cx="http://schemas.microsoft.com/office/drawing/2014/chartex" xmlns:cx1="http://schemas.microsoft.com/office/drawing/2015/9/8/chartex" xmlns:cx2="http://schemas.microsoft.com/office/drawing/2015/10/21/chartex" xmlns:cx3="http://schemas.microsoft.com/office/drawing/2016/5/9/chartex" xmlns:cx4="http://schemas.microsoft.com/office/drawing/2016/5/10/chartex" xmlns:cx5="http://schemas.microsoft.com/office/drawing/2016/5/11/chartex" xmlns:cx6="http://schemas.microsoft.com/office/drawing/2016/5/12/chartex" xmlns:cx7="http://schemas.microsoft.com/office/drawing/2016/5/13/chartex" xmlns:cx8="http://schemas.microsoft.com/office/drawing/2016/5/14/chartex" xmlns:mc="http://schemas.openxmlformats.org/markup-compatibility/2006" xmlns:aink="http://schemas.microsoft.com/office/drawing/2016/ink" xmlns:am3d="http://schemas.microsoft.com/office/drawing/2017/model3d" xmlns:o="urn:schemas-microsoft-com:office:office" xmlns:oel="http://schemas.microsoft.com/office/2019/extlst" xmlns:r="http://schemas.openxmlformats.org/officeDocument/2006/relationships" xmlns:m="http://schemas.openxmlformats.org/officeDocument/2006/math" xmlns:v="urn:schemas-microsoft-com:vml" xmlns:wp14="http://schemas.microsoft.com/office/word/2010/wordprocessingDrawing" xmlns:wp="http://schemas.openxmlformats.org/drawingml/2006/wordprocessingDrawing" xmlns:w10="urn:schemas-microsoft-com:office:word" xmlns:w="http://schemas.openxmlformats.org/wordprocessingml/2006/main" xmlns:w14="http://schemas.microsoft.com/office/word/2010/wordml" xmlns:w15="http://schemas.microsoft.com/office/word/2012/wordml" xmlns:w16cei="http://schemas.microsoft.com/office/word/2026/wordml/cei" xmlns:w16cex="http://schemas.microsoft.com/office/word/2018/wordml/cex" xmlns:w16cid="http://schemas.microsoft.com/office/word/2016/wordml/cid" xmlns:w16="http://schemas.microsoft.com/office/word/2018/wordml" xmlns:w16du="http://schemas.microsoft.com/office/word/2023/wordml/word16du" xmlns:w16sdtdh="http://schemas.microsoft.com/office/word/2020/wordml/sdtdatahash" xmlns:w16sdtfl="http://schemas.microsoft.com/office/word/2024/wordml/sdtformatlock" xmlns:w16se="http://schemas.microsoft.com/office/word/2015/wordml/symex" xmlns:wpg="http://schemas.microsoft.com/office/word/2010/wordprocessingGroup" xmlns:wpi="http://schemas.microsoft.com/office/word/2010/wordprocessingInk" xmlns:wne="http://schemas.microsoft.com/office/word/2006/wordml" xmlns:wps="http://schemas.microsoft.com/office/word/2010/wordprocessingShape" mc:Ignorable="w14 w15 w16se w16cid w16 w16cex w16sdtdh w16sdtfl w16du wp14">
   <w:body>
     <w:p>
       <w:pPr>
@@ -647,7 +647,43 @@
                 <w:iCs/>
                 <w:sz w:val="24"/>
               </w:rPr>
-              <w:t xml:space="preserve">[ swapByValue(int a, int b): ordinary value parameters swapByPointer(int *a, int *b): pointers are passed by value, but dereferencing them swaps the actual caller variables </w:t>
+              <w:t xml:space="preserve">[ </w:t>
+            </w:r>
+            <w:proofErr w:type="spellStart"/>
+            <w:r>
+              <w:rPr>
+                <w:i/>
+                <w:iCs/>
+                <w:sz w:val="24"/>
+              </w:rPr>
+              <w:t>swapByValue</w:t>
+            </w:r>
+            <w:proofErr w:type="spellEnd"/>
+            <w:r>
+              <w:rPr>
+                <w:i/>
+                <w:iCs/>
+                <w:sz w:val="24"/>
+              </w:rPr>
+              <w:t xml:space="preserve">(int a, int b): ordinary value parameters </w:t>
+            </w:r>
+            <w:proofErr w:type="spellStart"/>
+            <w:r>
+              <w:rPr>
+                <w:i/>
+                <w:iCs/>
+                <w:sz w:val="24"/>
+              </w:rPr>
+              <w:t>swapByPointer</w:t>
+            </w:r>
+            <w:proofErr w:type="spellEnd"/>
+            <w:r>
+              <w:rPr>
+                <w:i/>
+                <w:iCs/>
+                <w:sz w:val="24"/>
+              </w:rPr>
+              <w:t xml:space="preserve">(int *a, int *b): pointers are passed by value, but dereferencing them swaps the actual caller variables </w:t>
             </w:r>
           </w:p>
           <w:p>
@@ -659,13 +695,23 @@
                 <w:sz w:val="24"/>
               </w:rPr>
             </w:pPr>
-            <w:r>
-              <w:rPr>
-                <w:i/>
-                <w:iCs/>
-                <w:sz w:val="24"/>
-              </w:rPr>
-              <w:t>swapByReference(int &amp;a, int &amp;b): reference parameters ]</w:t>
+            <w:proofErr w:type="spellStart"/>
+            <w:r>
+              <w:rPr>
+                <w:i/>
+                <w:iCs/>
+                <w:sz w:val="24"/>
+              </w:rPr>
+              <w:t>swapByReference</w:t>
+            </w:r>
+            <w:proofErr w:type="spellEnd"/>
+            <w:r>
+              <w:rPr>
+                <w:i/>
+                <w:iCs/>
+                <w:sz w:val="24"/>
+              </w:rPr>
+              <w:t>(int &amp;a, int &amp;b): reference parameters ]</w:t>
             </w:r>
           </w:p>
         </w:tc>
@@ -818,7 +864,6 @@
         </w:rPr>
       </w:pPr>
       <w:r>
-        <w:lastRenderedPageBreak/>
         <w:br w:type="page"/>
       </w:r>
     </w:p>
@@ -1136,7 +1181,105 @@
               <w:rPr>
                 <w:sz w:val="24"/>
               </w:rPr>
-              <w:t xml:space="preserve">Write a program that defines a class "Employee" with private data members empId, name, basicSalary, hra, da, grossSalary, tax, and netSalary. Use a parameterized constructor to initialize empId, name, and basicSalary, and member functions to calculate the gross salary and net salary. </w:t>
+              <w:t xml:space="preserve">Write a program that defines a class "Employee" with private data members </w:t>
+            </w:r>
+            <w:proofErr w:type="spellStart"/>
+            <w:r>
+              <w:rPr>
+                <w:sz w:val="24"/>
+              </w:rPr>
+              <w:t>empId</w:t>
+            </w:r>
+            <w:proofErr w:type="spellEnd"/>
+            <w:r>
+              <w:rPr>
+                <w:sz w:val="24"/>
+              </w:rPr>
+              <w:t xml:space="preserve">, name, </w:t>
+            </w:r>
+            <w:proofErr w:type="spellStart"/>
+            <w:r>
+              <w:rPr>
+                <w:sz w:val="24"/>
+              </w:rPr>
+              <w:t>basicSalary</w:t>
+            </w:r>
+            <w:proofErr w:type="spellEnd"/>
+            <w:r>
+              <w:rPr>
+                <w:sz w:val="24"/>
+              </w:rPr>
+              <w:t xml:space="preserve">, </w:t>
+            </w:r>
+            <w:proofErr w:type="spellStart"/>
+            <w:r>
+              <w:rPr>
+                <w:sz w:val="24"/>
+              </w:rPr>
+              <w:t>hra</w:t>
+            </w:r>
+            <w:proofErr w:type="spellEnd"/>
+            <w:r>
+              <w:rPr>
+                <w:sz w:val="24"/>
+              </w:rPr>
+              <w:t xml:space="preserve">, da, </w:t>
+            </w:r>
+            <w:proofErr w:type="spellStart"/>
+            <w:r>
+              <w:rPr>
+                <w:sz w:val="24"/>
+              </w:rPr>
+              <w:t>grossSalary</w:t>
+            </w:r>
+            <w:proofErr w:type="spellEnd"/>
+            <w:r>
+              <w:rPr>
+                <w:sz w:val="24"/>
+              </w:rPr>
+              <w:t xml:space="preserve">, tax, and </w:t>
+            </w:r>
+            <w:proofErr w:type="spellStart"/>
+            <w:r>
+              <w:rPr>
+                <w:sz w:val="24"/>
+              </w:rPr>
+              <w:t>netSalary</w:t>
+            </w:r>
+            <w:proofErr w:type="spellEnd"/>
+            <w:r>
+              <w:rPr>
+                <w:sz w:val="24"/>
+              </w:rPr>
+              <w:t xml:space="preserve">. Use a parameterized constructor to initialize </w:t>
+            </w:r>
+            <w:proofErr w:type="spellStart"/>
+            <w:r>
+              <w:rPr>
+                <w:sz w:val="24"/>
+              </w:rPr>
+              <w:t>empId</w:t>
+            </w:r>
+            <w:proofErr w:type="spellEnd"/>
+            <w:r>
+              <w:rPr>
+                <w:sz w:val="24"/>
+              </w:rPr>
+              <w:t xml:space="preserve">, name, and </w:t>
+            </w:r>
+            <w:proofErr w:type="spellStart"/>
+            <w:r>
+              <w:rPr>
+                <w:sz w:val="24"/>
+              </w:rPr>
+              <w:t>basicSalary</w:t>
+            </w:r>
+            <w:proofErr w:type="spellEnd"/>
+            <w:r>
+              <w:rPr>
+                <w:sz w:val="24"/>
+              </w:rPr>
+              <w:t xml:space="preserve">, and member functions to calculate the gross salary and net salary. </w:t>
             </w:r>
           </w:p>
         </w:tc>
@@ -1328,7 +1471,21 @@
               <w:rPr>
                 <w:sz w:val="24"/>
               </w:rPr>
-              <w:t>Write a program that defines a class "ComplexNumber" with private data members real and imag. Implement a default constructor and a parameterized constructor. Write member functions to add and subtract two complex numbers, where one object is passed as a function argument and a new object is returned as the result. Display the complex numbers in the form a + bi.</w:t>
+              <w:t>Write a program that defines a class "</w:t>
+            </w:r>
+            <w:proofErr w:type="spellStart"/>
+            <w:r>
+              <w:rPr>
+                <w:sz w:val="24"/>
+              </w:rPr>
+              <w:t>ComplexNumber</w:t>
+            </w:r>
+            <w:proofErr w:type="spellEnd"/>
+            <w:r>
+              <w:rPr>
+                <w:sz w:val="24"/>
+              </w:rPr>
+              <w:t>" with private data members real and imag. Implement a default constructor and a parameterized constructor. Write member functions to add and subtract two complex numbers, where one object is passed as a function argument and a new object is returned as the result. Display the complex numbers in the form a + bi.</w:t>
             </w:r>
           </w:p>
         </w:tc>
@@ -1479,13 +1636,3094 @@
     </w:tbl>
     <w:p/>
     <w:p/>
+    <w:p/>
+    <w:p/>
+    <w:p/>
+    <w:p/>
+    <w:p/>
+    <w:p/>
+    <w:p/>
+    <w:p/>
+    <w:p>
+      <w:pPr>
+        <w:pStyle w:val="BodyText"/>
+        <w:spacing w:before="60"/>
+        <w:ind w:left="356"/>
+        <w:jc w:val="center"/>
+      </w:pPr>
+      <w:r>
+        <w:lastRenderedPageBreak/>
+        <w:t>Lab</w:t>
+      </w:r>
+      <w:r>
+        <w:rPr>
+          <w:spacing w:val="-3"/>
+        </w:rPr>
+        <w:t xml:space="preserve"> </w:t>
+      </w:r>
+      <w:r>
+        <w:rPr>
+          <w:spacing w:val="-2"/>
+        </w:rPr>
+        <w:t xml:space="preserve">Index for Lab Sheet </w:t>
+      </w:r>
+      <w:r>
+        <w:rPr>
+          <w:spacing w:val="-2"/>
+        </w:rPr>
+        <w:t>3</w:t>
+      </w:r>
+    </w:p>
+    <w:p>
+      <w:pPr>
+        <w:spacing w:before="6"/>
+        <w:rPr>
+          <w:b/>
+          <w:sz w:val="19"/>
+        </w:rPr>
+      </w:pPr>
+    </w:p>
+    <w:tbl>
+      <w:tblPr>
+        <w:tblW w:w="0" w:type="auto"/>
+        <w:tblInd w:w="185" w:type="dxa"/>
+        <w:tblBorders>
+          <w:top w:val="single" w:sz="4" w:space="0" w:color="000000"/>
+          <w:left w:val="single" w:sz="4" w:space="0" w:color="000000"/>
+          <w:bottom w:val="single" w:sz="4" w:space="0" w:color="000000"/>
+          <w:right w:val="single" w:sz="4" w:space="0" w:color="000000"/>
+          <w:insideH w:val="single" w:sz="4" w:space="0" w:color="000000"/>
+          <w:insideV w:val="single" w:sz="4" w:space="0" w:color="000000"/>
+        </w:tblBorders>
+        <w:tblLayout w:type="fixed"/>
+        <w:tblCellMar>
+          <w:left w:w="0" w:type="dxa"/>
+          <w:right w:w="0" w:type="dxa"/>
+        </w:tblCellMar>
+        <w:tblLook w:val="01E0" w:firstRow="1" w:lastRow="1" w:firstColumn="1" w:lastColumn="1" w:noHBand="0" w:noVBand="0"/>
+      </w:tblPr>
+      <w:tblGrid>
+        <w:gridCol w:w="715"/>
+        <w:gridCol w:w="5850"/>
+        <w:gridCol w:w="1448"/>
+        <w:gridCol w:w="1366"/>
+      </w:tblGrid>
+      <w:tr>
+        <w:trPr>
+          <w:trHeight w:val="43"/>
+        </w:trPr>
+        <w:tc>
+          <w:tcPr>
+            <w:tcW w:w="715" w:type="dxa"/>
+          </w:tcPr>
+          <w:p>
+            <w:pPr>
+              <w:pStyle w:val="TableParagraph"/>
+              <w:spacing w:before="123"/>
+              <w:ind w:right="190"/>
+              <w:jc w:val="right"/>
+              <w:rPr>
+                <w:b/>
+                <w:sz w:val="24"/>
+              </w:rPr>
+            </w:pPr>
+            <w:r>
+              <w:rPr>
+                <w:b/>
+                <w:spacing w:val="-5"/>
+                <w:sz w:val="24"/>
+              </w:rPr>
+              <w:t>SN</w:t>
+            </w:r>
+          </w:p>
+        </w:tc>
+        <w:tc>
+          <w:tcPr>
+            <w:tcW w:w="5850" w:type="dxa"/>
+          </w:tcPr>
+          <w:p>
+            <w:pPr>
+              <w:pStyle w:val="TableParagraph"/>
+              <w:spacing w:before="123"/>
+              <w:ind w:left="295" w:right="287"/>
+              <w:jc w:val="center"/>
+              <w:rPr>
+                <w:b/>
+                <w:sz w:val="24"/>
+              </w:rPr>
+            </w:pPr>
+            <w:r>
+              <w:rPr>
+                <w:b/>
+                <w:spacing w:val="-2"/>
+                <w:sz w:val="24"/>
+              </w:rPr>
+              <w:t>Title</w:t>
+            </w:r>
+          </w:p>
+        </w:tc>
+        <w:tc>
+          <w:tcPr>
+            <w:tcW w:w="1448" w:type="dxa"/>
+          </w:tcPr>
+          <w:p>
+            <w:pPr>
+              <w:pStyle w:val="TableParagraph"/>
+              <w:spacing w:before="123"/>
+              <w:ind w:left="4"/>
+              <w:jc w:val="center"/>
+              <w:rPr>
+                <w:b/>
+                <w:sz w:val="24"/>
+              </w:rPr>
+            </w:pPr>
+            <w:r>
+              <w:rPr>
+                <w:b/>
+                <w:sz w:val="24"/>
+              </w:rPr>
+              <w:t>Lab</w:t>
+            </w:r>
+            <w:r>
+              <w:rPr>
+                <w:b/>
+                <w:spacing w:val="-3"/>
+                <w:sz w:val="24"/>
+              </w:rPr>
+              <w:t xml:space="preserve"> </w:t>
+            </w:r>
+            <w:r>
+              <w:rPr>
+                <w:b/>
+                <w:spacing w:val="-4"/>
+                <w:sz w:val="24"/>
+              </w:rPr>
+              <w:t>Date</w:t>
+            </w:r>
+          </w:p>
+        </w:tc>
+        <w:tc>
+          <w:tcPr>
+            <w:tcW w:w="1366" w:type="dxa"/>
+          </w:tcPr>
+          <w:p>
+            <w:pPr>
+              <w:pStyle w:val="TableParagraph"/>
+              <w:spacing w:before="123"/>
+              <w:ind w:left="181"/>
+              <w:rPr>
+                <w:b/>
+                <w:sz w:val="24"/>
+              </w:rPr>
+            </w:pPr>
+            <w:r>
+              <w:rPr>
+                <w:b/>
+                <w:spacing w:val="-2"/>
+                <w:sz w:val="24"/>
+              </w:rPr>
+              <w:t>Signature</w:t>
+            </w:r>
+          </w:p>
+        </w:tc>
+      </w:tr>
+      <w:tr>
+        <w:trPr>
+          <w:trHeight w:val="3509"/>
+        </w:trPr>
+        <w:tc>
+          <w:tcPr>
+            <w:tcW w:w="715" w:type="dxa"/>
+          </w:tcPr>
+          <w:p>
+            <w:pPr>
+              <w:pStyle w:val="TableParagraph"/>
+              <w:spacing w:line="275" w:lineRule="exact"/>
+              <w:ind w:left="107"/>
+              <w:rPr>
+                <w:sz w:val="24"/>
+              </w:rPr>
+            </w:pPr>
+            <w:r>
+              <w:rPr>
+                <w:spacing w:val="-10"/>
+                <w:sz w:val="24"/>
+              </w:rPr>
+              <w:t>1.</w:t>
+            </w:r>
+          </w:p>
+        </w:tc>
+        <w:tc>
+          <w:tcPr>
+            <w:tcW w:w="5850" w:type="dxa"/>
+          </w:tcPr>
+          <w:p>
+            <w:pPr>
+              <w:pStyle w:val="TableParagraph"/>
+              <w:spacing w:before="109"/>
+              <w:ind w:left="107" w:right="64"/>
+              <w:rPr>
+                <w:sz w:val="24"/>
+              </w:rPr>
+            </w:pPr>
+            <w:r>
+              <w:rPr>
+                <w:sz w:val="24"/>
+              </w:rPr>
+              <w:t xml:space="preserve">Write a program that defines a class "Counter" with a private data member count. Overload the ++ operator </w:t>
+            </w:r>
+            <w:r>
+              <w:rPr>
+                <w:sz w:val="24"/>
+              </w:rPr>
+              <w:br/>
+              <w:t xml:space="preserve">(both prefix and postfix forms) as member functions to increment count by 1, and write a member function </w:t>
+            </w:r>
+            <w:r>
+              <w:rPr>
+                <w:sz w:val="24"/>
+              </w:rPr>
+              <w:br/>
+              <w:t xml:space="preserve">to display the current value of count. </w:t>
+            </w:r>
+            <w:r>
+              <w:rPr>
+                <w:sz w:val="24"/>
+              </w:rPr>
+              <w:br/>
+            </w:r>
+            <w:r>
+              <w:rPr>
+                <w:i/>
+                <w:iCs/>
+                <w:sz w:val="24"/>
+              </w:rPr>
+              <w:t xml:space="preserve">Hint: [ Counter(int c = 0) → constructor that initializes count </w:t>
+            </w:r>
+            <w:r>
+              <w:rPr>
+                <w:i/>
+                <w:iCs/>
+                <w:sz w:val="24"/>
+              </w:rPr>
+              <w:br/>
+              <w:t xml:space="preserve">Counter operator ++ () → prefix version, increments count then returns the object </w:t>
+            </w:r>
+            <w:r>
+              <w:rPr>
+                <w:i/>
+                <w:iCs/>
+                <w:sz w:val="24"/>
+              </w:rPr>
+              <w:br/>
+              <w:t xml:space="preserve">Counter operator ++ (int) → postfix version, returns the old value then increments count </w:t>
+            </w:r>
+            <w:r>
+              <w:rPr>
+                <w:i/>
+                <w:iCs/>
+                <w:sz w:val="24"/>
+              </w:rPr>
+              <w:br/>
+              <w:t>displayCount() → prints the current value of count ]</w:t>
+            </w:r>
+          </w:p>
+        </w:tc>
+        <w:tc>
+          <w:tcPr>
+            <w:tcW w:w="1448" w:type="dxa"/>
+          </w:tcPr>
+          <w:p>
+            <w:pPr>
+              <w:pStyle w:val="TableParagraph"/>
+              <w:spacing w:before="246"/>
+              <w:ind w:left="4" w:right="2"/>
+              <w:jc w:val="center"/>
+              <w:rPr>
+                <w:sz w:val="24"/>
+              </w:rPr>
+            </w:pPr>
+            <w:r>
+              <w:rPr>
+                <w:spacing w:val="-2"/>
+                <w:sz w:val="24"/>
+              </w:rPr>
+              <w:t>2083-03-</w:t>
+            </w:r>
+            <w:r>
+              <w:rPr>
+                <w:spacing w:val="-5"/>
+                <w:sz w:val="24"/>
+              </w:rPr>
+              <w:t>2</w:t>
+            </w:r>
+            <w:r>
+              <w:rPr>
+                <w:spacing w:val="-5"/>
+                <w:sz w:val="24"/>
+              </w:rPr>
+              <w:t>9</w:t>
+            </w:r>
+          </w:p>
+        </w:tc>
+        <w:tc>
+          <w:tcPr>
+            <w:tcW w:w="1366" w:type="dxa"/>
+          </w:tcPr>
+          <w:p>
+            <w:pPr>
+              <w:pStyle w:val="TableParagraph"/>
+            </w:pPr>
+          </w:p>
+        </w:tc>
+      </w:tr>
+      <w:tr>
+        <w:trPr>
+          <w:trHeight w:val="3410"/>
+        </w:trPr>
+        <w:tc>
+          <w:tcPr>
+            <w:tcW w:w="715" w:type="dxa"/>
+          </w:tcPr>
+          <w:p>
+            <w:pPr>
+              <w:pStyle w:val="TableParagraph"/>
+              <w:spacing w:line="275" w:lineRule="exact"/>
+              <w:ind w:left="107"/>
+              <w:rPr>
+                <w:sz w:val="24"/>
+              </w:rPr>
+            </w:pPr>
+            <w:r>
+              <w:rPr>
+                <w:spacing w:val="-10"/>
+                <w:sz w:val="24"/>
+              </w:rPr>
+              <w:t>2.</w:t>
+            </w:r>
+          </w:p>
+        </w:tc>
+        <w:tc>
+          <w:tcPr>
+            <w:tcW w:w="5850" w:type="dxa"/>
+          </w:tcPr>
+          <w:p>
+            <w:pPr>
+              <w:pStyle w:val="TableParagraph"/>
+              <w:spacing w:line="275" w:lineRule="exact"/>
+              <w:ind w:left="107"/>
+              <w:rPr>
+                <w:sz w:val="24"/>
+              </w:rPr>
+            </w:pPr>
+            <w:r>
+              <w:rPr>
+                <w:sz w:val="24"/>
+              </w:rPr>
+              <w:t xml:space="preserve">Write  a  program  that  defines  a  class  "Complex"  with  private  data  members  real  and  imag.  Overload  the </w:t>
+            </w:r>
+            <w:r>
+              <w:rPr>
+                <w:sz w:val="24"/>
+              </w:rPr>
+              <w:br/>
+              <w:t xml:space="preserve">binary + operator as a member function to add two Complex objects. </w:t>
+            </w:r>
+            <w:r>
+              <w:rPr>
+                <w:sz w:val="24"/>
+              </w:rPr>
+              <w:br/>
+            </w:r>
+            <w:r>
+              <w:rPr>
+                <w:i/>
+                <w:iCs/>
+                <w:sz w:val="24"/>
+              </w:rPr>
+              <w:t xml:space="preserve">Hint: [ Complex() → default constructor, initializes real and imag to 0 </w:t>
+            </w:r>
+            <w:r>
+              <w:rPr>
+                <w:i/>
+                <w:iCs/>
+                <w:sz w:val="24"/>
+              </w:rPr>
+              <w:br/>
+              <w:t xml:space="preserve">Complex(float r, float </w:t>
+            </w:r>
+            <w:proofErr w:type="spellStart"/>
+            <w:r>
+              <w:rPr>
+                <w:i/>
+                <w:iCs/>
+                <w:sz w:val="24"/>
+              </w:rPr>
+              <w:t>i</w:t>
+            </w:r>
+            <w:proofErr w:type="spellEnd"/>
+            <w:r>
+              <w:rPr>
+                <w:i/>
+                <w:iCs/>
+                <w:sz w:val="24"/>
+              </w:rPr>
+              <w:t xml:space="preserve">) → parameterized constructor </w:t>
+            </w:r>
+            <w:r>
+              <w:rPr>
+                <w:i/>
+                <w:iCs/>
+                <w:sz w:val="24"/>
+              </w:rPr>
+              <w:br/>
+              <w:t xml:space="preserve">Complex operator + (Complex c2) → member function that adds the real parts and imaginary parts of two </w:t>
+            </w:r>
+            <w:r>
+              <w:rPr>
+                <w:i/>
+                <w:iCs/>
+                <w:sz w:val="24"/>
+              </w:rPr>
+              <w:br/>
+              <w:t xml:space="preserve">Complex objects </w:t>
+            </w:r>
+            <w:r>
+              <w:rPr>
+                <w:i/>
+                <w:iCs/>
+                <w:sz w:val="24"/>
+              </w:rPr>
+              <w:br/>
+              <w:t>displayComplex() → prints the complex number in the form a + bi ]</w:t>
+            </w:r>
+          </w:p>
+        </w:tc>
+        <w:tc>
+          <w:tcPr>
+            <w:tcW w:w="1448" w:type="dxa"/>
+          </w:tcPr>
+          <w:p>
+            <w:pPr>
+              <w:pStyle w:val="TableParagraph"/>
+              <w:spacing w:line="275" w:lineRule="exact"/>
+              <w:ind w:left="4" w:right="2"/>
+              <w:jc w:val="center"/>
+              <w:rPr>
+                <w:sz w:val="24"/>
+              </w:rPr>
+            </w:pPr>
+            <w:r>
+              <w:rPr>
+                <w:spacing w:val="-2"/>
+                <w:sz w:val="24"/>
+              </w:rPr>
+              <w:t>2083-03-</w:t>
+            </w:r>
+            <w:r>
+              <w:rPr>
+                <w:spacing w:val="-5"/>
+                <w:sz w:val="24"/>
+              </w:rPr>
+              <w:t>2</w:t>
+            </w:r>
+            <w:r>
+              <w:rPr>
+                <w:spacing w:val="-5"/>
+                <w:sz w:val="24"/>
+              </w:rPr>
+              <w:t>9</w:t>
+            </w:r>
+          </w:p>
+        </w:tc>
+        <w:tc>
+          <w:tcPr>
+            <w:tcW w:w="1366" w:type="dxa"/>
+          </w:tcPr>
+          <w:p>
+            <w:pPr>
+              <w:pStyle w:val="TableParagraph"/>
+            </w:pPr>
+          </w:p>
+        </w:tc>
+      </w:tr>
+      <w:tr>
+        <w:trPr>
+          <w:trHeight w:val="2051"/>
+        </w:trPr>
+        <w:tc>
+          <w:tcPr>
+            <w:tcW w:w="715" w:type="dxa"/>
+          </w:tcPr>
+          <w:p>
+            <w:pPr>
+              <w:pStyle w:val="TableParagraph"/>
+              <w:spacing w:line="275" w:lineRule="exact"/>
+              <w:ind w:left="107"/>
+              <w:rPr>
+                <w:spacing w:val="-10"/>
+                <w:sz w:val="24"/>
+              </w:rPr>
+            </w:pPr>
+            <w:r>
+              <w:rPr>
+                <w:spacing w:val="-10"/>
+                <w:sz w:val="24"/>
+              </w:rPr>
+              <w:t>3.</w:t>
+            </w:r>
+          </w:p>
+        </w:tc>
+        <w:tc>
+          <w:tcPr>
+            <w:tcW w:w="5850" w:type="dxa"/>
+          </w:tcPr>
+          <w:p>
+            <w:pPr>
+              <w:pStyle w:val="TableParagraph"/>
+              <w:spacing w:line="275" w:lineRule="exact"/>
+              <w:ind w:left="107"/>
+              <w:rPr>
+                <w:sz w:val="24"/>
+              </w:rPr>
+            </w:pPr>
+            <w:r>
+              <w:rPr>
+                <w:sz w:val="24"/>
+              </w:rPr>
+              <w:t xml:space="preserve">Write  a  program  that  defines  a  class  "Distance"  with  private  data  members  feet  and  inches.  Overload  the </w:t>
+            </w:r>
+            <w:r>
+              <w:rPr>
+                <w:sz w:val="24"/>
+              </w:rPr>
+              <w:br/>
+              <w:t xml:space="preserve">binary +  operator    using friend function  to add two Distance  objects.  Handle the  case  where  the  resulting </w:t>
+            </w:r>
+            <w:r>
+              <w:rPr>
+                <w:sz w:val="24"/>
+              </w:rPr>
+              <w:br/>
+              <w:t xml:space="preserve">inches value is 12 or more by carrying over into feet. </w:t>
+            </w:r>
+            <w:r>
+              <w:rPr>
+                <w:sz w:val="24"/>
+              </w:rPr>
+              <w:br/>
+            </w:r>
+            <w:r>
+              <w:rPr>
+                <w:i/>
+                <w:iCs/>
+                <w:sz w:val="24"/>
+              </w:rPr>
+              <w:t xml:space="preserve">Hint: [ Distance() → default constructor, initializes feet and inches to 0 </w:t>
+            </w:r>
+            <w:r>
+              <w:rPr>
+                <w:i/>
+                <w:iCs/>
+                <w:sz w:val="24"/>
+              </w:rPr>
+              <w:br/>
+              <w:t xml:space="preserve">Distance(int f, int </w:t>
+            </w:r>
+            <w:proofErr w:type="spellStart"/>
+            <w:r>
+              <w:rPr>
+                <w:i/>
+                <w:iCs/>
+                <w:sz w:val="24"/>
+              </w:rPr>
+              <w:t>i</w:t>
+            </w:r>
+            <w:proofErr w:type="spellEnd"/>
+            <w:r>
+              <w:rPr>
+                <w:i/>
+                <w:iCs/>
+                <w:sz w:val="24"/>
+              </w:rPr>
+              <w:t xml:space="preserve">) → parameterized constructor </w:t>
+            </w:r>
+            <w:r>
+              <w:rPr>
+                <w:i/>
+                <w:iCs/>
+                <w:sz w:val="24"/>
+              </w:rPr>
+              <w:br/>
+              <w:t xml:space="preserve">Distance operator + (Distance d2) → </w:t>
+            </w:r>
+            <w:r>
+              <w:rPr>
+                <w:i/>
+                <w:iCs/>
+                <w:sz w:val="24"/>
+              </w:rPr>
+              <w:t>friend</w:t>
+            </w:r>
+            <w:r>
+              <w:rPr>
+                <w:i/>
+                <w:iCs/>
+                <w:sz w:val="24"/>
+              </w:rPr>
+              <w:t xml:space="preserve"> function that adds feet and inches, carries over 12 inches into </w:t>
+            </w:r>
+            <w:r>
+              <w:rPr>
+                <w:i/>
+                <w:iCs/>
+                <w:sz w:val="24"/>
+              </w:rPr>
+              <w:br/>
+              <w:t xml:space="preserve">1 foot </w:t>
+            </w:r>
+            <w:r>
+              <w:rPr>
+                <w:i/>
+                <w:iCs/>
+                <w:sz w:val="24"/>
+              </w:rPr>
+              <w:br/>
+              <w:t>displayDistance() → prints the distance in the form feet'-inches" ]</w:t>
+            </w:r>
+          </w:p>
+        </w:tc>
+        <w:tc>
+          <w:tcPr>
+            <w:tcW w:w="1448" w:type="dxa"/>
+          </w:tcPr>
+          <w:p>
+            <w:pPr>
+              <w:pStyle w:val="TableParagraph"/>
+              <w:spacing w:line="275" w:lineRule="exact"/>
+              <w:ind w:left="4" w:right="2"/>
+              <w:jc w:val="center"/>
+              <w:rPr>
+                <w:spacing w:val="-2"/>
+                <w:sz w:val="24"/>
+              </w:rPr>
+            </w:pPr>
+            <w:r>
+              <w:rPr>
+                <w:spacing w:val="-2"/>
+                <w:sz w:val="24"/>
+              </w:rPr>
+              <w:t>2083-03-</w:t>
+            </w:r>
+            <w:r>
+              <w:rPr>
+                <w:spacing w:val="-2"/>
+                <w:sz w:val="24"/>
+              </w:rPr>
+              <w:t>2</w:t>
+            </w:r>
+            <w:r>
+              <w:rPr>
+                <w:spacing w:val="-2"/>
+                <w:sz w:val="24"/>
+              </w:rPr>
+              <w:t>9</w:t>
+            </w:r>
+          </w:p>
+        </w:tc>
+        <w:tc>
+          <w:tcPr>
+            <w:tcW w:w="1366" w:type="dxa"/>
+          </w:tcPr>
+          <w:p>
+            <w:pPr>
+              <w:pStyle w:val="TableParagraph"/>
+            </w:pPr>
+          </w:p>
+        </w:tc>
+      </w:tr>
+      <w:tr>
+        <w:trPr>
+          <w:trHeight w:val="3518"/>
+        </w:trPr>
+        <w:tc>
+          <w:tcPr>
+            <w:tcW w:w="715" w:type="dxa"/>
+          </w:tcPr>
+          <w:p>
+            <w:pPr>
+              <w:pStyle w:val="TableParagraph"/>
+              <w:spacing w:line="275" w:lineRule="exact"/>
+              <w:ind w:left="107"/>
+              <w:rPr>
+                <w:sz w:val="24"/>
+              </w:rPr>
+            </w:pPr>
+            <w:r>
+              <w:rPr>
+                <w:spacing w:val="-10"/>
+                <w:sz w:val="24"/>
+              </w:rPr>
+              <w:lastRenderedPageBreak/>
+              <w:t>4.</w:t>
+            </w:r>
+          </w:p>
+        </w:tc>
+        <w:tc>
+          <w:tcPr>
+            <w:tcW w:w="5850" w:type="dxa"/>
+          </w:tcPr>
+          <w:p>
+            <w:pPr>
+              <w:pStyle w:val="TableParagraph"/>
+              <w:spacing w:before="61"/>
+              <w:ind w:left="107" w:right="64"/>
+              <w:rPr>
+                <w:sz w:val="24"/>
+              </w:rPr>
+            </w:pPr>
+            <w:r>
+              <w:rPr>
+                <w:sz w:val="24"/>
+              </w:rPr>
+              <w:t xml:space="preserve">Write  a  program  that  defines  a  class  "Time"  with  private  data  members  hours  and  minutes.  Overload  the binary  +  operator  as  a  friend  function  to  add  two  Time  objects,  and  overload  the  ==  operator  as  a  friend function to check whether two Time objects are equal. </w:t>
+            </w:r>
+            <w:r>
+              <w:rPr>
+                <w:sz w:val="24"/>
+              </w:rPr>
+              <w:br/>
+            </w:r>
+            <w:r>
+              <w:rPr>
+                <w:i/>
+                <w:iCs/>
+                <w:sz w:val="24"/>
+              </w:rPr>
+              <w:t xml:space="preserve">Hint: [ friend Time operator + (Time t1, Time t2) → adds hours and minutes, carries over 60 minutes into </w:t>
+            </w:r>
+            <w:r>
+              <w:rPr>
+                <w:i/>
+                <w:iCs/>
+                <w:sz w:val="24"/>
+              </w:rPr>
+              <w:br/>
+              <w:t xml:space="preserve">1 hour </w:t>
+            </w:r>
+            <w:r>
+              <w:rPr>
+                <w:i/>
+                <w:iCs/>
+                <w:sz w:val="24"/>
+              </w:rPr>
+              <w:br/>
+              <w:t xml:space="preserve">friend bool operator == (Time t1, Time t2) → returns true if hours and minutes of both objects match </w:t>
+            </w:r>
+            <w:r>
+              <w:rPr>
+                <w:i/>
+                <w:iCs/>
+                <w:sz w:val="24"/>
+              </w:rPr>
+              <w:br/>
+              <w:t>displayTime() → prints the time in the form hh:mm ]</w:t>
+            </w:r>
+          </w:p>
+        </w:tc>
+        <w:tc>
+          <w:tcPr>
+            <w:tcW w:w="1448" w:type="dxa"/>
+          </w:tcPr>
+          <w:p>
+            <w:pPr>
+              <w:pStyle w:val="TableParagraph"/>
+              <w:spacing w:before="198"/>
+              <w:ind w:left="4" w:right="2"/>
+              <w:jc w:val="center"/>
+              <w:rPr>
+                <w:sz w:val="24"/>
+              </w:rPr>
+            </w:pPr>
+            <w:r>
+              <w:rPr>
+                <w:spacing w:val="-2"/>
+                <w:sz w:val="24"/>
+              </w:rPr>
+              <w:t>2083-03-</w:t>
+            </w:r>
+            <w:r>
+              <w:rPr>
+                <w:spacing w:val="-5"/>
+                <w:sz w:val="24"/>
+              </w:rPr>
+              <w:t>2</w:t>
+            </w:r>
+            <w:r>
+              <w:rPr>
+                <w:spacing w:val="-5"/>
+                <w:sz w:val="24"/>
+              </w:rPr>
+              <w:t>9</w:t>
+            </w:r>
+          </w:p>
+        </w:tc>
+        <w:tc>
+          <w:tcPr>
+            <w:tcW w:w="1366" w:type="dxa"/>
+          </w:tcPr>
+          <w:p>
+            <w:pPr>
+              <w:pStyle w:val="TableParagraph"/>
+            </w:pPr>
+          </w:p>
+        </w:tc>
+      </w:tr>
+    </w:tbl>
+    <w:p/>
+    <w:p/>
+    <w:p/>
+    <w:p/>
+    <w:p/>
+    <w:p/>
+    <w:p/>
+    <w:p/>
+    <w:p/>
+    <w:p/>
+    <w:p/>
+    <w:p/>
+    <w:p/>
+    <w:p/>
+    <w:p/>
+    <w:p/>
+    <w:p/>
+    <w:p/>
+    <w:p/>
+    <w:p/>
+    <w:p/>
+    <w:p/>
+    <w:p/>
+    <w:p/>
+    <w:p/>
+    <w:p/>
+    <w:p/>
+    <w:p/>
+    <w:p/>
+    <w:p/>
+    <w:p/>
+    <w:p/>
+    <w:p/>
+    <w:p/>
+    <w:p/>
+    <w:p/>
+    <w:p/>
+    <w:p/>
+    <w:p/>
+    <w:p>
+      <w:pPr>
+        <w:pStyle w:val="BodyText"/>
+        <w:spacing w:before="60"/>
+        <w:ind w:left="356"/>
+        <w:jc w:val="center"/>
+      </w:pPr>
+    </w:p>
+    <w:p>
+      <w:pPr>
+        <w:pStyle w:val="BodyText"/>
+        <w:spacing w:before="60"/>
+        <w:ind w:left="356"/>
+        <w:jc w:val="center"/>
+      </w:pPr>
+      <w:r>
+        <w:lastRenderedPageBreak/>
+        <w:t>Lab</w:t>
+      </w:r>
+      <w:r>
+        <w:rPr>
+          <w:spacing w:val="-3"/>
+        </w:rPr>
+        <w:t xml:space="preserve"> </w:t>
+      </w:r>
+      <w:r>
+        <w:rPr>
+          <w:spacing w:val="-2"/>
+        </w:rPr>
+        <w:t xml:space="preserve">Index for Lab Sheet </w:t>
+      </w:r>
+      <w:r>
+        <w:rPr>
+          <w:spacing w:val="-2"/>
+        </w:rPr>
+        <w:t>4</w:t>
+      </w:r>
+    </w:p>
+    <w:p>
+      <w:pPr>
+        <w:spacing w:before="6"/>
+        <w:rPr>
+          <w:b/>
+          <w:sz w:val="19"/>
+        </w:rPr>
+      </w:pPr>
+    </w:p>
+    <w:tbl>
+      <w:tblPr>
+        <w:tblW w:w="0" w:type="auto"/>
+        <w:tblInd w:w="185" w:type="dxa"/>
+        <w:tblBorders>
+          <w:top w:val="single" w:sz="4" w:space="0" w:color="000000"/>
+          <w:left w:val="single" w:sz="4" w:space="0" w:color="000000"/>
+          <w:bottom w:val="single" w:sz="4" w:space="0" w:color="000000"/>
+          <w:right w:val="single" w:sz="4" w:space="0" w:color="000000"/>
+          <w:insideH w:val="single" w:sz="4" w:space="0" w:color="000000"/>
+          <w:insideV w:val="single" w:sz="4" w:space="0" w:color="000000"/>
+        </w:tblBorders>
+        <w:tblLayout w:type="fixed"/>
+        <w:tblCellMar>
+          <w:left w:w="0" w:type="dxa"/>
+          <w:right w:w="0" w:type="dxa"/>
+        </w:tblCellMar>
+        <w:tblLook w:val="01E0" w:firstRow="1" w:lastRow="1" w:firstColumn="1" w:lastColumn="1" w:noHBand="0" w:noVBand="0"/>
+      </w:tblPr>
+      <w:tblGrid>
+        <w:gridCol w:w="715"/>
+        <w:gridCol w:w="5850"/>
+        <w:gridCol w:w="1448"/>
+        <w:gridCol w:w="1366"/>
+      </w:tblGrid>
+      <w:tr>
+        <w:trPr>
+          <w:trHeight w:val="43"/>
+        </w:trPr>
+        <w:tc>
+          <w:tcPr>
+            <w:tcW w:w="715" w:type="dxa"/>
+          </w:tcPr>
+          <w:p>
+            <w:pPr>
+              <w:pStyle w:val="TableParagraph"/>
+              <w:spacing w:before="123"/>
+              <w:ind w:right="190"/>
+              <w:jc w:val="right"/>
+              <w:rPr>
+                <w:b/>
+                <w:sz w:val="24"/>
+              </w:rPr>
+            </w:pPr>
+            <w:r>
+              <w:rPr>
+                <w:b/>
+                <w:spacing w:val="-5"/>
+                <w:sz w:val="24"/>
+              </w:rPr>
+              <w:t>SN</w:t>
+            </w:r>
+          </w:p>
+        </w:tc>
+        <w:tc>
+          <w:tcPr>
+            <w:tcW w:w="5850" w:type="dxa"/>
+          </w:tcPr>
+          <w:p>
+            <w:pPr>
+              <w:pStyle w:val="TableParagraph"/>
+              <w:spacing w:before="123"/>
+              <w:ind w:left="295" w:right="287"/>
+              <w:jc w:val="center"/>
+              <w:rPr>
+                <w:b/>
+                <w:sz w:val="24"/>
+              </w:rPr>
+            </w:pPr>
+            <w:r>
+              <w:rPr>
+                <w:b/>
+                <w:spacing w:val="-2"/>
+                <w:sz w:val="24"/>
+              </w:rPr>
+              <w:t>Title</w:t>
+            </w:r>
+          </w:p>
+        </w:tc>
+        <w:tc>
+          <w:tcPr>
+            <w:tcW w:w="1448" w:type="dxa"/>
+          </w:tcPr>
+          <w:p>
+            <w:pPr>
+              <w:pStyle w:val="TableParagraph"/>
+              <w:spacing w:before="123"/>
+              <w:ind w:left="4"/>
+              <w:jc w:val="center"/>
+              <w:rPr>
+                <w:b/>
+                <w:sz w:val="24"/>
+              </w:rPr>
+            </w:pPr>
+            <w:r>
+              <w:rPr>
+                <w:b/>
+                <w:sz w:val="24"/>
+              </w:rPr>
+              <w:t>Lab</w:t>
+            </w:r>
+            <w:r>
+              <w:rPr>
+                <w:b/>
+                <w:spacing w:val="-3"/>
+                <w:sz w:val="24"/>
+              </w:rPr>
+              <w:t xml:space="preserve"> </w:t>
+            </w:r>
+            <w:r>
+              <w:rPr>
+                <w:b/>
+                <w:spacing w:val="-4"/>
+                <w:sz w:val="24"/>
+              </w:rPr>
+              <w:t>Date</w:t>
+            </w:r>
+          </w:p>
+        </w:tc>
+        <w:tc>
+          <w:tcPr>
+            <w:tcW w:w="1366" w:type="dxa"/>
+          </w:tcPr>
+          <w:p>
+            <w:pPr>
+              <w:pStyle w:val="TableParagraph"/>
+              <w:spacing w:before="123"/>
+              <w:ind w:left="181"/>
+              <w:rPr>
+                <w:b/>
+                <w:sz w:val="24"/>
+              </w:rPr>
+            </w:pPr>
+            <w:r>
+              <w:rPr>
+                <w:b/>
+                <w:spacing w:val="-2"/>
+                <w:sz w:val="24"/>
+              </w:rPr>
+              <w:t>Signature</w:t>
+            </w:r>
+          </w:p>
+        </w:tc>
+      </w:tr>
+      <w:tr>
+        <w:trPr>
+          <w:trHeight w:val="2924"/>
+        </w:trPr>
+        <w:tc>
+          <w:tcPr>
+            <w:tcW w:w="715" w:type="dxa"/>
+          </w:tcPr>
+          <w:p>
+            <w:pPr>
+              <w:pStyle w:val="TableParagraph"/>
+              <w:spacing w:line="275" w:lineRule="exact"/>
+              <w:ind w:left="107"/>
+              <w:rPr>
+                <w:sz w:val="24"/>
+              </w:rPr>
+            </w:pPr>
+            <w:r>
+              <w:rPr>
+                <w:spacing w:val="-10"/>
+                <w:sz w:val="24"/>
+              </w:rPr>
+              <w:t>1.</w:t>
+            </w:r>
+          </w:p>
+        </w:tc>
+        <w:tc>
+          <w:tcPr>
+            <w:tcW w:w="5850" w:type="dxa"/>
+          </w:tcPr>
+          <w:p>
+            <w:pPr>
+              <w:pStyle w:val="TableParagraph"/>
+              <w:spacing w:before="109"/>
+              <w:ind w:left="107" w:right="64"/>
+              <w:rPr>
+                <w:sz w:val="24"/>
+              </w:rPr>
+            </w:pPr>
+            <w:r>
+              <w:rPr>
+                <w:sz w:val="24"/>
+              </w:rPr>
+              <w:t xml:space="preserve">Write a program that defines a class "Distance" with private data members feet and inches. Write a conversion </w:t>
+            </w:r>
+            <w:r>
+              <w:rPr>
+                <w:sz w:val="24"/>
+              </w:rPr>
+              <w:br/>
+              <w:t xml:space="preserve">constructor that converts a basic float value (representing total distance in feet, e.g., 5.75) into a Distance object, </w:t>
+            </w:r>
+            <w:r>
+              <w:rPr>
+                <w:sz w:val="24"/>
+              </w:rPr>
+              <w:br/>
+              <w:t xml:space="preserve">splitting it into whole feet and inches. </w:t>
+            </w:r>
+            <w:r>
+              <w:rPr>
+                <w:sz w:val="24"/>
+              </w:rPr>
+              <w:br/>
+            </w:r>
+            <w:r>
+              <w:rPr>
+                <w:i/>
+                <w:iCs/>
+                <w:sz w:val="24"/>
+              </w:rPr>
+              <w:t xml:space="preserve">Hint: [ Distance(float f) → conversion constructor that takes a float value f (total feet), sets feet = (int)f, and </w:t>
+            </w:r>
+            <w:r>
+              <w:rPr>
+                <w:i/>
+                <w:iCs/>
+                <w:sz w:val="24"/>
+              </w:rPr>
+              <w:br/>
+              <w:t xml:space="preserve">sets inches = (f − feet) * 12 </w:t>
+            </w:r>
+            <w:r>
+              <w:rPr>
+                <w:i/>
+                <w:iCs/>
+                <w:sz w:val="24"/>
+              </w:rPr>
+              <w:br/>
+              <w:t>displayDistance() → prints the distance in the form feet'-inches" ]</w:t>
+            </w:r>
+          </w:p>
+        </w:tc>
+        <w:tc>
+          <w:tcPr>
+            <w:tcW w:w="1448" w:type="dxa"/>
+          </w:tcPr>
+          <w:p>
+            <w:pPr>
+              <w:pStyle w:val="TableParagraph"/>
+              <w:spacing w:before="246"/>
+              <w:ind w:left="4" w:right="2"/>
+              <w:jc w:val="center"/>
+              <w:rPr>
+                <w:sz w:val="24"/>
+              </w:rPr>
+            </w:pPr>
+            <w:r>
+              <w:rPr>
+                <w:spacing w:val="-2"/>
+                <w:sz w:val="24"/>
+              </w:rPr>
+              <w:t>2083-03-</w:t>
+            </w:r>
+            <w:r>
+              <w:rPr>
+                <w:spacing w:val="-5"/>
+                <w:sz w:val="24"/>
+              </w:rPr>
+              <w:t>31</w:t>
+            </w:r>
+          </w:p>
+        </w:tc>
+        <w:tc>
+          <w:tcPr>
+            <w:tcW w:w="1366" w:type="dxa"/>
+          </w:tcPr>
+          <w:p>
+            <w:pPr>
+              <w:pStyle w:val="TableParagraph"/>
+            </w:pPr>
+          </w:p>
+        </w:tc>
+      </w:tr>
+      <w:tr>
+        <w:trPr>
+          <w:trHeight w:val="3140"/>
+        </w:trPr>
+        <w:tc>
+          <w:tcPr>
+            <w:tcW w:w="715" w:type="dxa"/>
+          </w:tcPr>
+          <w:p>
+            <w:pPr>
+              <w:pStyle w:val="TableParagraph"/>
+              <w:spacing w:line="275" w:lineRule="exact"/>
+              <w:ind w:left="107"/>
+              <w:rPr>
+                <w:sz w:val="24"/>
+              </w:rPr>
+            </w:pPr>
+            <w:r>
+              <w:rPr>
+                <w:spacing w:val="-10"/>
+                <w:sz w:val="24"/>
+              </w:rPr>
+              <w:t>2.</w:t>
+            </w:r>
+          </w:p>
+        </w:tc>
+        <w:tc>
+          <w:tcPr>
+            <w:tcW w:w="5850" w:type="dxa"/>
+          </w:tcPr>
+          <w:p>
+            <w:pPr>
+              <w:pStyle w:val="TableParagraph"/>
+              <w:spacing w:line="275" w:lineRule="exact"/>
+              <w:ind w:left="107"/>
+              <w:rPr>
+                <w:sz w:val="24"/>
+              </w:rPr>
+            </w:pPr>
+            <w:r>
+              <w:rPr>
+                <w:sz w:val="24"/>
+              </w:rPr>
+              <w:t xml:space="preserve">Write a program that defines a class "Distance" with private data members feet and inches. Overload the type </w:t>
+            </w:r>
+            <w:r>
+              <w:rPr>
+                <w:sz w:val="24"/>
+              </w:rPr>
+              <w:br/>
+              <w:t xml:space="preserve">conversion operator to convert a Distance object into a basic float value representing the total distance in feet </w:t>
+            </w:r>
+            <w:r>
+              <w:rPr>
+                <w:sz w:val="24"/>
+              </w:rPr>
+              <w:br/>
+              <w:t xml:space="preserve">(i.e., feet + inches/12). </w:t>
+            </w:r>
+            <w:r>
+              <w:rPr>
+                <w:sz w:val="24"/>
+              </w:rPr>
+              <w:br/>
+            </w:r>
+            <w:r>
+              <w:rPr>
+                <w:i/>
+                <w:iCs/>
+                <w:sz w:val="24"/>
+              </w:rPr>
+              <w:t xml:space="preserve">Hint: [ Distance(int f, int </w:t>
+            </w:r>
+            <w:proofErr w:type="spellStart"/>
+            <w:r>
+              <w:rPr>
+                <w:i/>
+                <w:iCs/>
+                <w:sz w:val="24"/>
+              </w:rPr>
+              <w:t>i</w:t>
+            </w:r>
+            <w:proofErr w:type="spellEnd"/>
+            <w:r>
+              <w:rPr>
+                <w:i/>
+                <w:iCs/>
+                <w:sz w:val="24"/>
+              </w:rPr>
+              <w:t xml:space="preserve">) → parameterized constructor </w:t>
+            </w:r>
+            <w:r>
+              <w:rPr>
+                <w:i/>
+                <w:iCs/>
+                <w:sz w:val="24"/>
+              </w:rPr>
+              <w:br/>
+              <w:t xml:space="preserve">operator float() → conversion operator (no return type specified, no arguments) that returns feet + (inches / </w:t>
+            </w:r>
+            <w:r>
+              <w:rPr>
+                <w:i/>
+                <w:iCs/>
+                <w:sz w:val="24"/>
+              </w:rPr>
+              <w:br/>
+              <w:t xml:space="preserve">12.0) as a float </w:t>
+            </w:r>
+            <w:r>
+              <w:rPr>
+                <w:i/>
+                <w:iCs/>
+                <w:sz w:val="24"/>
+              </w:rPr>
+              <w:br/>
+              <w:t>Test by assigning a Distance object directly to a float variable, e.g., float d = distObj; ]</w:t>
+            </w:r>
+          </w:p>
+        </w:tc>
+        <w:tc>
+          <w:tcPr>
+            <w:tcW w:w="1448" w:type="dxa"/>
+          </w:tcPr>
+          <w:p>
+            <w:pPr>
+              <w:pStyle w:val="TableParagraph"/>
+              <w:spacing w:line="275" w:lineRule="exact"/>
+              <w:ind w:left="4" w:right="2"/>
+              <w:jc w:val="center"/>
+              <w:rPr>
+                <w:sz w:val="24"/>
+              </w:rPr>
+            </w:pPr>
+            <w:r>
+              <w:rPr>
+                <w:spacing w:val="-2"/>
+                <w:sz w:val="24"/>
+              </w:rPr>
+              <w:t>2083-03-</w:t>
+            </w:r>
+            <w:r>
+              <w:rPr>
+                <w:spacing w:val="-5"/>
+                <w:sz w:val="24"/>
+              </w:rPr>
+              <w:t>31</w:t>
+            </w:r>
+          </w:p>
+        </w:tc>
+        <w:tc>
+          <w:tcPr>
+            <w:tcW w:w="1366" w:type="dxa"/>
+          </w:tcPr>
+          <w:p>
+            <w:pPr>
+              <w:pStyle w:val="TableParagraph"/>
+            </w:pPr>
+          </w:p>
+        </w:tc>
+      </w:tr>
+      <w:tr>
+        <w:trPr>
+          <w:trHeight w:val="2051"/>
+        </w:trPr>
+        <w:tc>
+          <w:tcPr>
+            <w:tcW w:w="715" w:type="dxa"/>
+          </w:tcPr>
+          <w:p>
+            <w:pPr>
+              <w:pStyle w:val="TableParagraph"/>
+              <w:spacing w:line="275" w:lineRule="exact"/>
+              <w:ind w:left="107"/>
+              <w:rPr>
+                <w:spacing w:val="-10"/>
+                <w:sz w:val="24"/>
+              </w:rPr>
+            </w:pPr>
+            <w:r>
+              <w:rPr>
+                <w:spacing w:val="-10"/>
+                <w:sz w:val="24"/>
+              </w:rPr>
+              <w:t>3.</w:t>
+            </w:r>
+          </w:p>
+        </w:tc>
+        <w:tc>
+          <w:tcPr>
+            <w:tcW w:w="5850" w:type="dxa"/>
+          </w:tcPr>
+          <w:p>
+            <w:pPr>
+              <w:pStyle w:val="TableParagraph"/>
+              <w:spacing w:line="275" w:lineRule="exact"/>
+              <w:ind w:left="107"/>
+              <w:rPr>
+                <w:i/>
+                <w:iCs/>
+                <w:sz w:val="24"/>
+              </w:rPr>
+            </w:pPr>
+            <w:r>
+              <w:rPr>
+                <w:sz w:val="24"/>
+              </w:rPr>
+              <w:t xml:space="preserve">Write  a  program  that  defines  two  classes  "Kilometers"  and  "Miles",  where  Kilometers  has  a  private  data </w:t>
+            </w:r>
+            <w:r>
+              <w:rPr>
+                <w:sz w:val="24"/>
+              </w:rPr>
+              <w:br/>
+              <w:t xml:space="preserve">member km, and Miles has a private data member miles. Write a conversion constructor inside the Miles class </w:t>
+            </w:r>
+            <w:r>
+              <w:rPr>
+                <w:sz w:val="24"/>
+              </w:rPr>
+              <w:br/>
+              <w:t xml:space="preserve">that converts a Kilometers object into a Miles object (assume 1 km = 0.621371 miles). </w:t>
+            </w:r>
+            <w:r>
+              <w:rPr>
+                <w:sz w:val="24"/>
+              </w:rPr>
+              <w:br/>
+            </w:r>
+            <w:r>
+              <w:rPr>
+                <w:i/>
+                <w:iCs/>
+                <w:sz w:val="24"/>
+              </w:rPr>
+              <w:t xml:space="preserve">Hint: [ Kilometers(float k) → constructor to initialize a Kilometers object </w:t>
+            </w:r>
+            <w:r>
+              <w:rPr>
+                <w:i/>
+                <w:iCs/>
+                <w:sz w:val="24"/>
+              </w:rPr>
+              <w:br/>
+              <w:t xml:space="preserve">Miles(Kilometers k) → conversion constructor inside the Miles class that computes miles = k.km * 0.621371 </w:t>
+            </w:r>
+            <w:r>
+              <w:rPr>
+                <w:i/>
+                <w:iCs/>
+                <w:sz w:val="24"/>
+              </w:rPr>
+              <w:br/>
+              <w:t xml:space="preserve">Use public getter method in Kilometers to access km </w:t>
+            </w:r>
+            <w:r>
+              <w:rPr>
+                <w:i/>
+                <w:iCs/>
+                <w:sz w:val="24"/>
+              </w:rPr>
+              <w:br/>
+              <w:t xml:space="preserve">displayMiles() → prints the distance in the form "Miles: miles" </w:t>
+            </w:r>
+            <w:r>
+              <w:rPr>
+                <w:i/>
+                <w:iCs/>
+                <w:sz w:val="24"/>
+              </w:rPr>
+              <w:br/>
+              <w:t>displayKilometers() → prints the distance in the form "Kilometers: km" ]</w:t>
+            </w:r>
+          </w:p>
+          <w:p>
+            <w:pPr>
+              <w:pStyle w:val="TableParagraph"/>
+              <w:spacing w:line="275" w:lineRule="exact"/>
+              <w:ind w:left="107"/>
+              <w:rPr>
+                <w:sz w:val="24"/>
+              </w:rPr>
+            </w:pPr>
+          </w:p>
+        </w:tc>
+        <w:tc>
+          <w:tcPr>
+            <w:tcW w:w="1448" w:type="dxa"/>
+          </w:tcPr>
+          <w:p>
+            <w:pPr>
+              <w:pStyle w:val="TableParagraph"/>
+              <w:spacing w:line="275" w:lineRule="exact"/>
+              <w:ind w:left="4" w:right="2"/>
+              <w:jc w:val="center"/>
+              <w:rPr>
+                <w:spacing w:val="-2"/>
+                <w:sz w:val="24"/>
+              </w:rPr>
+            </w:pPr>
+            <w:r>
+              <w:rPr>
+                <w:spacing w:val="-2"/>
+                <w:sz w:val="24"/>
+              </w:rPr>
+              <w:t>2083-03-</w:t>
+            </w:r>
+            <w:r>
+              <w:rPr>
+                <w:spacing w:val="-2"/>
+                <w:sz w:val="24"/>
+              </w:rPr>
+              <w:t>31</w:t>
+            </w:r>
+          </w:p>
+        </w:tc>
+        <w:tc>
+          <w:tcPr>
+            <w:tcW w:w="1366" w:type="dxa"/>
+          </w:tcPr>
+          <w:p>
+            <w:pPr>
+              <w:pStyle w:val="TableParagraph"/>
+            </w:pPr>
+          </w:p>
+        </w:tc>
+      </w:tr>
+      <w:tr>
+        <w:trPr>
+          <w:trHeight w:val="4598"/>
+        </w:trPr>
+        <w:tc>
+          <w:tcPr>
+            <w:tcW w:w="715" w:type="dxa"/>
+          </w:tcPr>
+          <w:p>
+            <w:pPr>
+              <w:pStyle w:val="TableParagraph"/>
+              <w:spacing w:line="275" w:lineRule="exact"/>
+              <w:ind w:left="107"/>
+              <w:rPr>
+                <w:sz w:val="24"/>
+              </w:rPr>
+            </w:pPr>
+            <w:r>
+              <w:rPr>
+                <w:spacing w:val="-10"/>
+                <w:sz w:val="24"/>
+              </w:rPr>
+              <w:lastRenderedPageBreak/>
+              <w:t>4.</w:t>
+            </w:r>
+          </w:p>
+        </w:tc>
+        <w:tc>
+          <w:tcPr>
+            <w:tcW w:w="5850" w:type="dxa"/>
+          </w:tcPr>
+          <w:p>
+            <w:pPr>
+              <w:pStyle w:val="TableParagraph"/>
+              <w:spacing w:before="61"/>
+              <w:ind w:left="107" w:right="64"/>
+              <w:rPr>
+                <w:sz w:val="24"/>
+              </w:rPr>
+            </w:pPr>
+            <w:r>
+              <w:rPr>
+                <w:sz w:val="24"/>
+              </w:rPr>
+              <w:t xml:space="preserve">Write a  program that defines two classes "Dollars" and "Rupees", where  Dollars has a  private  data  member </w:t>
+            </w:r>
+            <w:r>
+              <w:rPr>
+                <w:sz w:val="24"/>
+              </w:rPr>
+              <w:br/>
+              <w:t xml:space="preserve">amount,  and  Rupees  has  a  private  data  member  amount.  Overload  the  type  conversion  operator  inside  the </w:t>
+            </w:r>
+            <w:r>
+              <w:rPr>
+                <w:sz w:val="24"/>
+              </w:rPr>
+              <w:br/>
+              <w:t xml:space="preserve">Dollars class to convert a Dollars object into a Rupees object (assume 1 Dollar = 135 Rupees). </w:t>
+            </w:r>
+            <w:r>
+              <w:rPr>
+                <w:sz w:val="24"/>
+              </w:rPr>
+              <w:br/>
+            </w:r>
+            <w:r>
+              <w:rPr>
+                <w:i/>
+                <w:iCs/>
+                <w:sz w:val="24"/>
+              </w:rPr>
+              <w:t xml:space="preserve">Hint: [ Dollars(float amt) → parameterized constructor </w:t>
+            </w:r>
+            <w:r>
+              <w:rPr>
+                <w:i/>
+                <w:iCs/>
+                <w:sz w:val="24"/>
+              </w:rPr>
+              <w:br/>
+              <w:t xml:space="preserve">operator Rupees() → conversion operator inside Dollars that returns a Rupees object with  </w:t>
+            </w:r>
+            <w:r>
+              <w:rPr>
+                <w:i/>
+                <w:iCs/>
+                <w:sz w:val="24"/>
+              </w:rPr>
+              <w:br/>
+              <w:t xml:space="preserve">amount = amount * 135 </w:t>
+            </w:r>
+            <w:r>
+              <w:rPr>
+                <w:i/>
+                <w:iCs/>
+                <w:sz w:val="24"/>
+              </w:rPr>
+              <w:br/>
+              <w:t xml:space="preserve">displayRupees() → prints the amount in the form "Rs. amount" </w:t>
+            </w:r>
+            <w:r>
+              <w:rPr>
+                <w:i/>
+                <w:iCs/>
+                <w:sz w:val="24"/>
+              </w:rPr>
+              <w:br/>
+              <w:t xml:space="preserve">Rupees must be declared/defined before the Dollars class, or forward declared, since Dollars needs to know </w:t>
+            </w:r>
+            <w:r>
+              <w:rPr>
+                <w:i/>
+                <w:iCs/>
+                <w:sz w:val="24"/>
+              </w:rPr>
+              <w:br/>
+              <w:t>about Rupees ]</w:t>
+            </w:r>
+          </w:p>
+        </w:tc>
+        <w:tc>
+          <w:tcPr>
+            <w:tcW w:w="1448" w:type="dxa"/>
+          </w:tcPr>
+          <w:p>
+            <w:pPr>
+              <w:pStyle w:val="TableParagraph"/>
+              <w:spacing w:before="198"/>
+              <w:ind w:left="4" w:right="2"/>
+              <w:jc w:val="center"/>
+              <w:rPr>
+                <w:sz w:val="24"/>
+              </w:rPr>
+            </w:pPr>
+            <w:r>
+              <w:rPr>
+                <w:spacing w:val="-2"/>
+                <w:sz w:val="24"/>
+              </w:rPr>
+              <w:t>2083-03-</w:t>
+            </w:r>
+            <w:r>
+              <w:rPr>
+                <w:spacing w:val="-5"/>
+                <w:sz w:val="24"/>
+              </w:rPr>
+              <w:t>31</w:t>
+            </w:r>
+          </w:p>
+        </w:tc>
+        <w:tc>
+          <w:tcPr>
+            <w:tcW w:w="1366" w:type="dxa"/>
+          </w:tcPr>
+          <w:p>
+            <w:pPr>
+              <w:pStyle w:val="TableParagraph"/>
+            </w:pPr>
+          </w:p>
+        </w:tc>
+      </w:tr>
+    </w:tbl>
+    <w:p/>
+    <w:p/>
+    <w:p/>
+    <w:p/>
+    <w:p/>
+    <w:p/>
+    <w:p/>
+    <w:p/>
+    <w:p/>
+    <w:p/>
+    <w:p/>
+    <w:p/>
+    <w:p/>
+    <w:p/>
+    <w:p/>
+    <w:p/>
+    <w:p/>
+    <w:p/>
+    <w:p/>
+    <w:p/>
+    <w:p/>
+    <w:p/>
+    <w:p/>
+    <w:p/>
+    <w:p/>
+    <w:p/>
+    <w:p/>
+    <w:p/>
+    <w:p/>
+    <w:p/>
+    <w:p/>
+    <w:p/>
+    <w:p/>
+    <w:p/>
+    <w:p/>
+    <w:p/>
+    <w:p>
+      <w:pPr>
+        <w:pStyle w:val="BodyText"/>
+        <w:spacing w:before="60"/>
+        <w:ind w:left="356"/>
+        <w:jc w:val="center"/>
+      </w:pPr>
+      <w:r>
+        <w:lastRenderedPageBreak/>
+        <w:t>Lab</w:t>
+      </w:r>
+      <w:r>
+        <w:rPr>
+          <w:spacing w:val="-3"/>
+        </w:rPr>
+        <w:t xml:space="preserve"> </w:t>
+      </w:r>
+      <w:r>
+        <w:rPr>
+          <w:spacing w:val="-2"/>
+        </w:rPr>
+        <w:t xml:space="preserve">Index for Lab Sheet </w:t>
+      </w:r>
+      <w:r>
+        <w:rPr>
+          <w:spacing w:val="-2"/>
+        </w:rPr>
+        <w:t>5</w:t>
+      </w:r>
+    </w:p>
+    <w:p>
+      <w:pPr>
+        <w:spacing w:before="6"/>
+        <w:rPr>
+          <w:b/>
+          <w:sz w:val="19"/>
+        </w:rPr>
+      </w:pPr>
+    </w:p>
+    <w:tbl>
+      <w:tblPr>
+        <w:tblW w:w="0" w:type="auto"/>
+        <w:tblInd w:w="185" w:type="dxa"/>
+        <w:tblBorders>
+          <w:top w:val="single" w:sz="4" w:space="0" w:color="000000"/>
+          <w:left w:val="single" w:sz="4" w:space="0" w:color="000000"/>
+          <w:bottom w:val="single" w:sz="4" w:space="0" w:color="000000"/>
+          <w:right w:val="single" w:sz="4" w:space="0" w:color="000000"/>
+          <w:insideH w:val="single" w:sz="4" w:space="0" w:color="000000"/>
+          <w:insideV w:val="single" w:sz="4" w:space="0" w:color="000000"/>
+        </w:tblBorders>
+        <w:tblLayout w:type="fixed"/>
+        <w:tblCellMar>
+          <w:left w:w="0" w:type="dxa"/>
+          <w:right w:w="0" w:type="dxa"/>
+        </w:tblCellMar>
+        <w:tblLook w:val="01E0" w:firstRow="1" w:lastRow="1" w:firstColumn="1" w:lastColumn="1" w:noHBand="0" w:noVBand="0"/>
+      </w:tblPr>
+      <w:tblGrid>
+        <w:gridCol w:w="715"/>
+        <w:gridCol w:w="5850"/>
+        <w:gridCol w:w="1448"/>
+        <w:gridCol w:w="1366"/>
+      </w:tblGrid>
+      <w:tr>
+        <w:trPr>
+          <w:trHeight w:val="43"/>
+        </w:trPr>
+        <w:tc>
+          <w:tcPr>
+            <w:tcW w:w="715" w:type="dxa"/>
+          </w:tcPr>
+          <w:p>
+            <w:pPr>
+              <w:pStyle w:val="TableParagraph"/>
+              <w:spacing w:before="123"/>
+              <w:ind w:right="190"/>
+              <w:jc w:val="right"/>
+              <w:rPr>
+                <w:b/>
+                <w:sz w:val="24"/>
+              </w:rPr>
+            </w:pPr>
+            <w:r>
+              <w:rPr>
+                <w:b/>
+                <w:spacing w:val="-5"/>
+                <w:sz w:val="24"/>
+              </w:rPr>
+              <w:t>SN</w:t>
+            </w:r>
+          </w:p>
+        </w:tc>
+        <w:tc>
+          <w:tcPr>
+            <w:tcW w:w="5850" w:type="dxa"/>
+          </w:tcPr>
+          <w:p>
+            <w:pPr>
+              <w:pStyle w:val="TableParagraph"/>
+              <w:spacing w:before="123"/>
+              <w:ind w:left="295" w:right="287"/>
+              <w:jc w:val="center"/>
+              <w:rPr>
+                <w:b/>
+                <w:sz w:val="24"/>
+              </w:rPr>
+            </w:pPr>
+            <w:r>
+              <w:rPr>
+                <w:b/>
+                <w:spacing w:val="-2"/>
+                <w:sz w:val="24"/>
+              </w:rPr>
+              <w:t>Title</w:t>
+            </w:r>
+          </w:p>
+        </w:tc>
+        <w:tc>
+          <w:tcPr>
+            <w:tcW w:w="1448" w:type="dxa"/>
+          </w:tcPr>
+          <w:p>
+            <w:pPr>
+              <w:pStyle w:val="TableParagraph"/>
+              <w:spacing w:before="123"/>
+              <w:ind w:left="4"/>
+              <w:jc w:val="center"/>
+              <w:rPr>
+                <w:b/>
+                <w:sz w:val="24"/>
+              </w:rPr>
+            </w:pPr>
+            <w:r>
+              <w:rPr>
+                <w:b/>
+                <w:sz w:val="24"/>
+              </w:rPr>
+              <w:t>Lab</w:t>
+            </w:r>
+            <w:r>
+              <w:rPr>
+                <w:b/>
+                <w:spacing w:val="-3"/>
+                <w:sz w:val="24"/>
+              </w:rPr>
+              <w:t xml:space="preserve"> </w:t>
+            </w:r>
+            <w:r>
+              <w:rPr>
+                <w:b/>
+                <w:spacing w:val="-4"/>
+                <w:sz w:val="24"/>
+              </w:rPr>
+              <w:t>Date</w:t>
+            </w:r>
+          </w:p>
+        </w:tc>
+        <w:tc>
+          <w:tcPr>
+            <w:tcW w:w="1366" w:type="dxa"/>
+          </w:tcPr>
+          <w:p>
+            <w:pPr>
+              <w:pStyle w:val="TableParagraph"/>
+              <w:spacing w:before="123"/>
+              <w:ind w:left="181"/>
+              <w:rPr>
+                <w:b/>
+                <w:sz w:val="24"/>
+              </w:rPr>
+            </w:pPr>
+            <w:r>
+              <w:rPr>
+                <w:b/>
+                <w:spacing w:val="-2"/>
+                <w:sz w:val="24"/>
+              </w:rPr>
+              <w:t>Signature</w:t>
+            </w:r>
+          </w:p>
+        </w:tc>
+      </w:tr>
+      <w:tr>
+        <w:trPr>
+          <w:trHeight w:val="2969"/>
+        </w:trPr>
+        <w:tc>
+          <w:tcPr>
+            <w:tcW w:w="715" w:type="dxa"/>
+          </w:tcPr>
+          <w:p>
+            <w:pPr>
+              <w:pStyle w:val="TableParagraph"/>
+              <w:spacing w:line="275" w:lineRule="exact"/>
+              <w:ind w:left="107"/>
+              <w:rPr>
+                <w:sz w:val="24"/>
+              </w:rPr>
+            </w:pPr>
+            <w:r>
+              <w:rPr>
+                <w:spacing w:val="-10"/>
+                <w:sz w:val="24"/>
+              </w:rPr>
+              <w:t>1.</w:t>
+            </w:r>
+          </w:p>
+        </w:tc>
+        <w:tc>
+          <w:tcPr>
+            <w:tcW w:w="5850" w:type="dxa"/>
+          </w:tcPr>
+          <w:p>
+            <w:pPr>
+              <w:pStyle w:val="TableParagraph"/>
+              <w:spacing w:before="109"/>
+              <w:ind w:left="107" w:right="64"/>
+              <w:rPr>
+                <w:sz w:val="24"/>
+              </w:rPr>
+            </w:pPr>
+            <w:r>
+              <w:rPr>
+                <w:sz w:val="24"/>
+              </w:rPr>
+              <w:t xml:space="preserve">Create a class Employee that stores the employee ID, name, and basic salary. Derive a class </w:t>
+            </w:r>
+            <w:r>
+              <w:rPr>
+                <w:sz w:val="24"/>
+              </w:rPr>
+              <w:br/>
+              <w:t xml:space="preserve">Salary that stores House Rent Allowance (HRA), Dearness Allowance (DA), and Bonus of </w:t>
+            </w:r>
+            <w:r>
+              <w:rPr>
+                <w:sz w:val="24"/>
+              </w:rPr>
+              <w:br/>
+              <w:t xml:space="preserve">basic salary. Initialize 20 % , 10% and 5% of basic to HRA, DA and bonus. Calculate the gross </w:t>
+            </w:r>
+            <w:r>
+              <w:rPr>
+                <w:sz w:val="24"/>
+              </w:rPr>
+              <w:br/>
+              <w:t xml:space="preserve">salary by adding the basic salary, HRA, DA, and bonus, and apply 3% tax deduction on gross </w:t>
+            </w:r>
+            <w:r>
+              <w:rPr>
+                <w:sz w:val="24"/>
+              </w:rPr>
+              <w:br/>
+              <w:t>salary to compute net salary. Display the employee details along with the salary details.</w:t>
+            </w:r>
+          </w:p>
+        </w:tc>
+        <w:tc>
+          <w:tcPr>
+            <w:tcW w:w="1448" w:type="dxa"/>
+          </w:tcPr>
+          <w:p>
+            <w:pPr>
+              <w:pStyle w:val="TableParagraph"/>
+              <w:spacing w:before="246"/>
+              <w:ind w:left="4" w:right="2"/>
+              <w:jc w:val="center"/>
+              <w:rPr>
+                <w:sz w:val="24"/>
+              </w:rPr>
+            </w:pPr>
+            <w:r>
+              <w:rPr>
+                <w:spacing w:val="-2"/>
+                <w:sz w:val="24"/>
+              </w:rPr>
+              <w:t>2083-0</w:t>
+            </w:r>
+            <w:r>
+              <w:rPr>
+                <w:spacing w:val="-2"/>
+                <w:sz w:val="24"/>
+              </w:rPr>
+              <w:t>4</w:t>
+            </w:r>
+            <w:r>
+              <w:rPr>
+                <w:spacing w:val="-2"/>
+                <w:sz w:val="24"/>
+              </w:rPr>
+              <w:t>-</w:t>
+            </w:r>
+            <w:r>
+              <w:rPr>
+                <w:spacing w:val="-5"/>
+                <w:sz w:val="24"/>
+              </w:rPr>
+              <w:t>06</w:t>
+            </w:r>
+          </w:p>
+        </w:tc>
+        <w:tc>
+          <w:tcPr>
+            <w:tcW w:w="1366" w:type="dxa"/>
+          </w:tcPr>
+          <w:p>
+            <w:pPr>
+              <w:pStyle w:val="TableParagraph"/>
+            </w:pPr>
+          </w:p>
+        </w:tc>
+      </w:tr>
+      <w:tr>
+        <w:trPr>
+          <w:trHeight w:val="3680"/>
+        </w:trPr>
+        <w:tc>
+          <w:tcPr>
+            <w:tcW w:w="715" w:type="dxa"/>
+          </w:tcPr>
+          <w:p>
+            <w:pPr>
+              <w:pStyle w:val="TableParagraph"/>
+              <w:spacing w:line="275" w:lineRule="exact"/>
+              <w:ind w:left="107"/>
+              <w:rPr>
+                <w:sz w:val="24"/>
+              </w:rPr>
+            </w:pPr>
+            <w:r>
+              <w:rPr>
+                <w:spacing w:val="-10"/>
+                <w:sz w:val="24"/>
+              </w:rPr>
+              <w:t>2.</w:t>
+            </w:r>
+          </w:p>
+        </w:tc>
+        <w:tc>
+          <w:tcPr>
+            <w:tcW w:w="5850" w:type="dxa"/>
+          </w:tcPr>
+          <w:p>
+            <w:pPr>
+              <w:pStyle w:val="TableParagraph"/>
+              <w:spacing w:line="275" w:lineRule="exact"/>
+              <w:ind w:left="107"/>
+              <w:rPr>
+                <w:sz w:val="24"/>
+              </w:rPr>
+            </w:pPr>
+            <w:r>
+              <w:rPr>
+                <w:sz w:val="24"/>
+              </w:rPr>
+              <w:t xml:space="preserve">Create a Student with data members such as student ID, name, and semester, initialized through </w:t>
+            </w:r>
+            <w:r>
+              <w:rPr>
+                <w:sz w:val="24"/>
+              </w:rPr>
+              <w:br/>
+              <w:t xml:space="preserve">a parameterized constructor. Derive a class Marks that stores marks in five subjects using its </w:t>
+            </w:r>
+            <w:r>
+              <w:rPr>
+                <w:sz w:val="24"/>
+              </w:rPr>
+              <w:br/>
+              <w:t xml:space="preserve">own  parameterized  constructor.  Further  derive  a  class  Result  that  calculates  the  total, </w:t>
+            </w:r>
+            <w:r>
+              <w:rPr>
+                <w:sz w:val="24"/>
+              </w:rPr>
+              <w:br/>
+              <w:t xml:space="preserve">percentage, and division (Distinction, First, Second, Pass, or Fail). Assign the division as </w:t>
+            </w:r>
+            <w:r>
+              <w:rPr>
+                <w:sz w:val="24"/>
+              </w:rPr>
+              <w:br/>
+              <w:t xml:space="preserve">Distinction (≥80%), First (60–79 %), Second (45–59%), Pass (32%), or Fail , if the percentage </w:t>
+            </w:r>
+            <w:r>
+              <w:rPr>
+                <w:sz w:val="24"/>
+              </w:rPr>
+              <w:br/>
+              <w:t xml:space="preserve">is below 32% or the student scores less than 32 marks in any subject. Display the complete </w:t>
+            </w:r>
+            <w:r>
+              <w:rPr>
+                <w:sz w:val="24"/>
+              </w:rPr>
+              <w:br/>
+              <w:t>student details, marks, total, percentage, and division.</w:t>
+            </w:r>
+          </w:p>
+        </w:tc>
+        <w:tc>
+          <w:tcPr>
+            <w:tcW w:w="1448" w:type="dxa"/>
+          </w:tcPr>
+          <w:p>
+            <w:pPr>
+              <w:pStyle w:val="TableParagraph"/>
+              <w:spacing w:line="275" w:lineRule="exact"/>
+              <w:ind w:left="4" w:right="2"/>
+              <w:jc w:val="center"/>
+              <w:rPr>
+                <w:sz w:val="24"/>
+              </w:rPr>
+            </w:pPr>
+            <w:r>
+              <w:rPr>
+                <w:spacing w:val="-2"/>
+                <w:sz w:val="24"/>
+              </w:rPr>
+              <w:t>2083-0</w:t>
+            </w:r>
+            <w:r>
+              <w:rPr>
+                <w:spacing w:val="-2"/>
+                <w:sz w:val="24"/>
+              </w:rPr>
+              <w:t>4</w:t>
+            </w:r>
+            <w:r>
+              <w:rPr>
+                <w:spacing w:val="-2"/>
+                <w:sz w:val="24"/>
+              </w:rPr>
+              <w:t>-</w:t>
+            </w:r>
+            <w:r>
+              <w:rPr>
+                <w:spacing w:val="-5"/>
+                <w:sz w:val="24"/>
+              </w:rPr>
+              <w:t>06</w:t>
+            </w:r>
+          </w:p>
+        </w:tc>
+        <w:tc>
+          <w:tcPr>
+            <w:tcW w:w="1366" w:type="dxa"/>
+          </w:tcPr>
+          <w:p>
+            <w:pPr>
+              <w:pStyle w:val="TableParagraph"/>
+            </w:pPr>
+          </w:p>
+        </w:tc>
+      </w:tr>
+      <w:tr>
+        <w:trPr>
+          <w:trHeight w:val="3140"/>
+        </w:trPr>
+        <w:tc>
+          <w:tcPr>
+            <w:tcW w:w="715" w:type="dxa"/>
+          </w:tcPr>
+          <w:p>
+            <w:pPr>
+              <w:pStyle w:val="TableParagraph"/>
+              <w:spacing w:line="275" w:lineRule="exact"/>
+              <w:ind w:left="107"/>
+              <w:rPr>
+                <w:spacing w:val="-10"/>
+                <w:sz w:val="24"/>
+              </w:rPr>
+            </w:pPr>
+            <w:r>
+              <w:rPr>
+                <w:spacing w:val="-10"/>
+                <w:sz w:val="24"/>
+              </w:rPr>
+              <w:t>3.</w:t>
+            </w:r>
+          </w:p>
+        </w:tc>
+        <w:tc>
+          <w:tcPr>
+            <w:tcW w:w="5850" w:type="dxa"/>
+          </w:tcPr>
+          <w:p>
+            <w:pPr>
+              <w:pStyle w:val="TableParagraph"/>
+              <w:spacing w:line="275" w:lineRule="exact"/>
+              <w:ind w:left="107"/>
+              <w:rPr>
+                <w:sz w:val="24"/>
+              </w:rPr>
+            </w:pPr>
+            <w:r>
+              <w:rPr>
+                <w:sz w:val="24"/>
+              </w:rPr>
+              <w:t xml:space="preserve">Create a base class Product with product ID, product name, and unit price initialized using a </w:t>
+            </w:r>
+            <w:r>
+              <w:rPr>
+                <w:sz w:val="24"/>
+              </w:rPr>
+              <w:br/>
+              <w:t xml:space="preserve">constructor. Derive a class Order that stores quantity purchased and calculates the total amount. </w:t>
+            </w:r>
+            <w:r>
+              <w:rPr>
+                <w:sz w:val="24"/>
+              </w:rPr>
+              <w:br/>
+              <w:t xml:space="preserve">Further derive a class Discount that </w:t>
+            </w:r>
+            <w:r>
+              <w:rPr>
+                <w:sz w:val="24"/>
+              </w:rPr>
+              <w:t xml:space="preserve">applies </w:t>
+            </w:r>
+            <w:r>
+              <w:rPr>
+                <w:sz w:val="24"/>
+              </w:rPr>
+              <w:t xml:space="preserve">a discount according to the following rules: </w:t>
+            </w:r>
+            <w:r>
+              <w:rPr>
+                <w:sz w:val="24"/>
+              </w:rPr>
+              <w:br/>
+            </w:r>
+            <w:proofErr w:type="spellStart"/>
+            <w:r>
+              <w:rPr>
+                <w:sz w:val="24"/>
+              </w:rPr>
+              <w:t>i</w:t>
+            </w:r>
+            <w:proofErr w:type="spellEnd"/>
+            <w:r>
+              <w:rPr>
+                <w:sz w:val="24"/>
+              </w:rPr>
+              <w:t xml:space="preserve">. Total ≥ Rs. 50,000 → 15% discount  </w:t>
+            </w:r>
+            <w:r>
+              <w:rPr>
+                <w:sz w:val="24"/>
+              </w:rPr>
+              <w:br/>
+              <w:t xml:space="preserve">ii. Total ≥ Rs. 20,000 → 10% discount  </w:t>
+            </w:r>
+            <w:r>
+              <w:rPr>
+                <w:sz w:val="24"/>
+              </w:rPr>
+              <w:br/>
+              <w:t xml:space="preserve">iii.  Otherwise → No discount  </w:t>
+            </w:r>
+            <w:r>
+              <w:rPr>
+                <w:sz w:val="24"/>
+              </w:rPr>
+              <w:br/>
+              <w:t>Use constructors to initialize all required data members and display the final payable amount</w:t>
+            </w:r>
+          </w:p>
+        </w:tc>
+        <w:tc>
+          <w:tcPr>
+            <w:tcW w:w="1448" w:type="dxa"/>
+          </w:tcPr>
+          <w:p>
+            <w:pPr>
+              <w:pStyle w:val="TableParagraph"/>
+              <w:spacing w:line="275" w:lineRule="exact"/>
+              <w:ind w:left="4" w:right="2"/>
+              <w:jc w:val="center"/>
+              <w:rPr>
+                <w:spacing w:val="-2"/>
+                <w:sz w:val="24"/>
+              </w:rPr>
+            </w:pPr>
+            <w:r>
+              <w:rPr>
+                <w:spacing w:val="-2"/>
+                <w:sz w:val="24"/>
+              </w:rPr>
+              <w:t>2083-0</w:t>
+            </w:r>
+            <w:r>
+              <w:rPr>
+                <w:spacing w:val="-2"/>
+                <w:sz w:val="24"/>
+              </w:rPr>
+              <w:t>4</w:t>
+            </w:r>
+            <w:r>
+              <w:rPr>
+                <w:spacing w:val="-2"/>
+                <w:sz w:val="24"/>
+              </w:rPr>
+              <w:t>-</w:t>
+            </w:r>
+            <w:r>
+              <w:rPr>
+                <w:spacing w:val="-2"/>
+                <w:sz w:val="24"/>
+              </w:rPr>
+              <w:t>06</w:t>
+            </w:r>
+          </w:p>
+        </w:tc>
+        <w:tc>
+          <w:tcPr>
+            <w:tcW w:w="1366" w:type="dxa"/>
+          </w:tcPr>
+          <w:p>
+            <w:pPr>
+              <w:pStyle w:val="TableParagraph"/>
+            </w:pPr>
+          </w:p>
+        </w:tc>
+      </w:tr>
+    </w:tbl>
+    <w:p/>
+    <w:p/>
+    <w:p/>
+    <w:p/>
+    <w:p/>
+    <w:p/>
+    <w:p/>
+    <w:p/>
+    <w:p/>
+    <w:p>
+      <w:pPr>
+        <w:pStyle w:val="BodyText"/>
+        <w:spacing w:before="60"/>
+        <w:ind w:left="356"/>
+        <w:jc w:val="center"/>
+      </w:pPr>
+    </w:p>
+    <w:p>
+      <w:pPr>
+        <w:pStyle w:val="BodyText"/>
+        <w:spacing w:before="60"/>
+        <w:ind w:left="356"/>
+        <w:jc w:val="center"/>
+      </w:pPr>
+    </w:p>
+    <w:p>
+      <w:pPr>
+        <w:pStyle w:val="BodyText"/>
+        <w:spacing w:before="60"/>
+        <w:ind w:left="356"/>
+        <w:jc w:val="center"/>
+      </w:pPr>
+      <w:r>
+        <w:lastRenderedPageBreak/>
+        <w:t>Lab</w:t>
+      </w:r>
+      <w:r>
+        <w:rPr>
+          <w:spacing w:val="-3"/>
+        </w:rPr>
+        <w:t xml:space="preserve"> </w:t>
+      </w:r>
+      <w:r>
+        <w:rPr>
+          <w:spacing w:val="-2"/>
+        </w:rPr>
+        <w:t xml:space="preserve">Index for Lab Sheet </w:t>
+      </w:r>
+      <w:r>
+        <w:rPr>
+          <w:spacing w:val="-2"/>
+        </w:rPr>
+        <w:t>6</w:t>
+      </w:r>
+    </w:p>
+    <w:p>
+      <w:pPr>
+        <w:spacing w:before="6"/>
+        <w:rPr>
+          <w:b/>
+          <w:sz w:val="19"/>
+        </w:rPr>
+      </w:pPr>
+    </w:p>
+    <w:tbl>
+      <w:tblPr>
+        <w:tblW w:w="0" w:type="auto"/>
+        <w:tblInd w:w="185" w:type="dxa"/>
+        <w:tblBorders>
+          <w:top w:val="single" w:sz="4" w:space="0" w:color="000000"/>
+          <w:left w:val="single" w:sz="4" w:space="0" w:color="000000"/>
+          <w:bottom w:val="single" w:sz="4" w:space="0" w:color="000000"/>
+          <w:right w:val="single" w:sz="4" w:space="0" w:color="000000"/>
+          <w:insideH w:val="single" w:sz="4" w:space="0" w:color="000000"/>
+          <w:insideV w:val="single" w:sz="4" w:space="0" w:color="000000"/>
+        </w:tblBorders>
+        <w:tblLayout w:type="fixed"/>
+        <w:tblCellMar>
+          <w:left w:w="0" w:type="dxa"/>
+          <w:right w:w="0" w:type="dxa"/>
+        </w:tblCellMar>
+        <w:tblLook w:val="01E0" w:firstRow="1" w:lastRow="1" w:firstColumn="1" w:lastColumn="1" w:noHBand="0" w:noVBand="0"/>
+      </w:tblPr>
+      <w:tblGrid>
+        <w:gridCol w:w="715"/>
+        <w:gridCol w:w="5850"/>
+        <w:gridCol w:w="1448"/>
+        <w:gridCol w:w="1366"/>
+      </w:tblGrid>
+      <w:tr>
+        <w:trPr>
+          <w:trHeight w:val="43"/>
+        </w:trPr>
+        <w:tc>
+          <w:tcPr>
+            <w:tcW w:w="715" w:type="dxa"/>
+          </w:tcPr>
+          <w:p>
+            <w:pPr>
+              <w:pStyle w:val="TableParagraph"/>
+              <w:spacing w:before="123"/>
+              <w:ind w:right="190"/>
+              <w:jc w:val="right"/>
+              <w:rPr>
+                <w:b/>
+                <w:sz w:val="24"/>
+              </w:rPr>
+            </w:pPr>
+            <w:r>
+              <w:rPr>
+                <w:b/>
+                <w:spacing w:val="-5"/>
+                <w:sz w:val="24"/>
+              </w:rPr>
+              <w:t>SN</w:t>
+            </w:r>
+          </w:p>
+        </w:tc>
+        <w:tc>
+          <w:tcPr>
+            <w:tcW w:w="5850" w:type="dxa"/>
+          </w:tcPr>
+          <w:p>
+            <w:pPr>
+              <w:pStyle w:val="TableParagraph"/>
+              <w:spacing w:before="123"/>
+              <w:ind w:left="295" w:right="287"/>
+              <w:jc w:val="center"/>
+              <w:rPr>
+                <w:b/>
+                <w:sz w:val="24"/>
+              </w:rPr>
+            </w:pPr>
+            <w:r>
+              <w:rPr>
+                <w:b/>
+                <w:spacing w:val="-2"/>
+                <w:sz w:val="24"/>
+              </w:rPr>
+              <w:t>Title</w:t>
+            </w:r>
+          </w:p>
+        </w:tc>
+        <w:tc>
+          <w:tcPr>
+            <w:tcW w:w="1448" w:type="dxa"/>
+          </w:tcPr>
+          <w:p>
+            <w:pPr>
+              <w:pStyle w:val="TableParagraph"/>
+              <w:spacing w:before="123"/>
+              <w:ind w:left="4"/>
+              <w:jc w:val="center"/>
+              <w:rPr>
+                <w:b/>
+                <w:sz w:val="24"/>
+              </w:rPr>
+            </w:pPr>
+            <w:r>
+              <w:rPr>
+                <w:b/>
+                <w:sz w:val="24"/>
+              </w:rPr>
+              <w:t>Lab</w:t>
+            </w:r>
+            <w:r>
+              <w:rPr>
+                <w:b/>
+                <w:spacing w:val="-3"/>
+                <w:sz w:val="24"/>
+              </w:rPr>
+              <w:t xml:space="preserve"> </w:t>
+            </w:r>
+            <w:r>
+              <w:rPr>
+                <w:b/>
+                <w:spacing w:val="-4"/>
+                <w:sz w:val="24"/>
+              </w:rPr>
+              <w:t>Date</w:t>
+            </w:r>
+          </w:p>
+        </w:tc>
+        <w:tc>
+          <w:tcPr>
+            <w:tcW w:w="1366" w:type="dxa"/>
+          </w:tcPr>
+          <w:p>
+            <w:pPr>
+              <w:pStyle w:val="TableParagraph"/>
+              <w:spacing w:before="123"/>
+              <w:ind w:left="181"/>
+              <w:rPr>
+                <w:b/>
+                <w:sz w:val="24"/>
+              </w:rPr>
+            </w:pPr>
+            <w:r>
+              <w:rPr>
+                <w:b/>
+                <w:spacing w:val="-2"/>
+                <w:sz w:val="24"/>
+              </w:rPr>
+              <w:t>Signature</w:t>
+            </w:r>
+          </w:p>
+        </w:tc>
+      </w:tr>
+      <w:tr>
+        <w:trPr>
+          <w:trHeight w:val="2969"/>
+        </w:trPr>
+        <w:tc>
+          <w:tcPr>
+            <w:tcW w:w="715" w:type="dxa"/>
+          </w:tcPr>
+          <w:p>
+            <w:pPr>
+              <w:pStyle w:val="TableParagraph"/>
+              <w:spacing w:line="275" w:lineRule="exact"/>
+              <w:ind w:left="107"/>
+              <w:rPr>
+                <w:sz w:val="24"/>
+              </w:rPr>
+            </w:pPr>
+            <w:r>
+              <w:rPr>
+                <w:spacing w:val="-10"/>
+                <w:sz w:val="24"/>
+              </w:rPr>
+              <w:t>1.</w:t>
+            </w:r>
+          </w:p>
+        </w:tc>
+        <w:tc>
+          <w:tcPr>
+            <w:tcW w:w="5850" w:type="dxa"/>
+          </w:tcPr>
+          <w:p>
+            <w:pPr>
+              <w:pStyle w:val="TableParagraph"/>
+              <w:spacing w:before="109"/>
+              <w:ind w:left="107" w:right="64"/>
+              <w:rPr>
+                <w:sz w:val="24"/>
+              </w:rPr>
+            </w:pPr>
+            <w:r>
+              <w:rPr>
+                <w:sz w:val="24"/>
+              </w:rPr>
+              <w:t xml:space="preserve">Write a program that defines a base class "Shape" with a virtual function area() that returns 0. Derive two classes </w:t>
+            </w:r>
+            <w:r>
+              <w:rPr>
+                <w:sz w:val="24"/>
+              </w:rPr>
+              <w:br/>
+              <w:t xml:space="preserve">"Circle" and "Rectangle" from Shape that override area() to compute their respective areas. Use a base class pointer </w:t>
+            </w:r>
+            <w:r>
+              <w:rPr>
+                <w:sz w:val="24"/>
+              </w:rPr>
+              <w:br/>
+              <w:t xml:space="preserve">to call the overridden function on each derived object and demonstrate late binding. </w:t>
+            </w:r>
+            <w:r>
+              <w:rPr>
+                <w:sz w:val="24"/>
+              </w:rPr>
+              <w:br/>
+            </w:r>
+            <w:r>
+              <w:rPr>
+                <w:i/>
+                <w:iCs/>
+                <w:sz w:val="24"/>
+              </w:rPr>
+              <w:t xml:space="preserve">Hint: [ virtual float area() → virtual function in Shape, returns 0 </w:t>
+            </w:r>
+            <w:r>
+              <w:rPr>
+                <w:i/>
+                <w:iCs/>
+                <w:sz w:val="24"/>
+              </w:rPr>
+              <w:br/>
+              <w:t xml:space="preserve">Circle(float r) → parameterized constructor; overridden area() returns 3.1416 * r * r </w:t>
+            </w:r>
+            <w:r>
+              <w:rPr>
+                <w:i/>
+                <w:iCs/>
+                <w:sz w:val="24"/>
+              </w:rPr>
+              <w:br/>
+              <w:t xml:space="preserve">Rectangle(float l, float w) → parameterized constructor; overridden area() returns l * w </w:t>
+            </w:r>
+            <w:r>
+              <w:rPr>
+                <w:i/>
+                <w:iCs/>
+                <w:sz w:val="24"/>
+              </w:rPr>
+              <w:br/>
+              <w:t xml:space="preserve">Use Shape* ptr = &amp;circleObj; ptr-&gt;area(); and Shape* ptr2 = &amp;rectObj; ptr2-&gt;area(); to demonstrate late binding </w:t>
+            </w:r>
+            <w:r>
+              <w:rPr>
+                <w:i/>
+                <w:iCs/>
+                <w:sz w:val="24"/>
+              </w:rPr>
+              <w:br/>
+              <w:t>through a base class pointer ]</w:t>
+            </w:r>
+          </w:p>
+        </w:tc>
+        <w:tc>
+          <w:tcPr>
+            <w:tcW w:w="1448" w:type="dxa"/>
+          </w:tcPr>
+          <w:p>
+            <w:pPr>
+              <w:pStyle w:val="TableParagraph"/>
+              <w:spacing w:before="246"/>
+              <w:ind w:left="4" w:right="2"/>
+              <w:jc w:val="center"/>
+              <w:rPr>
+                <w:sz w:val="24"/>
+              </w:rPr>
+            </w:pPr>
+            <w:r>
+              <w:rPr>
+                <w:spacing w:val="-2"/>
+                <w:sz w:val="24"/>
+              </w:rPr>
+              <w:t>2083-0</w:t>
+            </w:r>
+            <w:r>
+              <w:rPr>
+                <w:spacing w:val="-2"/>
+                <w:sz w:val="24"/>
+              </w:rPr>
+              <w:t>4</w:t>
+            </w:r>
+            <w:r>
+              <w:rPr>
+                <w:spacing w:val="-2"/>
+                <w:sz w:val="24"/>
+              </w:rPr>
+              <w:t>-</w:t>
+            </w:r>
+            <w:r>
+              <w:rPr>
+                <w:spacing w:val="-5"/>
+                <w:sz w:val="24"/>
+              </w:rPr>
+              <w:t>11</w:t>
+            </w:r>
+          </w:p>
+        </w:tc>
+        <w:tc>
+          <w:tcPr>
+            <w:tcW w:w="1366" w:type="dxa"/>
+          </w:tcPr>
+          <w:p>
+            <w:pPr>
+              <w:pStyle w:val="TableParagraph"/>
+            </w:pPr>
+          </w:p>
+        </w:tc>
+      </w:tr>
+      <w:tr>
+        <w:trPr>
+          <w:trHeight w:val="3680"/>
+        </w:trPr>
+        <w:tc>
+          <w:tcPr>
+            <w:tcW w:w="715" w:type="dxa"/>
+          </w:tcPr>
+          <w:p>
+            <w:pPr>
+              <w:pStyle w:val="TableParagraph"/>
+              <w:spacing w:line="275" w:lineRule="exact"/>
+              <w:ind w:left="107"/>
+              <w:rPr>
+                <w:sz w:val="24"/>
+              </w:rPr>
+            </w:pPr>
+            <w:r>
+              <w:rPr>
+                <w:spacing w:val="-10"/>
+                <w:sz w:val="24"/>
+              </w:rPr>
+              <w:t>2.</w:t>
+            </w:r>
+          </w:p>
+        </w:tc>
+        <w:tc>
+          <w:tcPr>
+            <w:tcW w:w="5850" w:type="dxa"/>
+          </w:tcPr>
+          <w:p>
+            <w:pPr>
+              <w:pStyle w:val="TableParagraph"/>
+              <w:spacing w:line="275" w:lineRule="exact"/>
+              <w:ind w:left="107"/>
+              <w:rPr>
+                <w:i/>
+                <w:iCs/>
+                <w:sz w:val="24"/>
+              </w:rPr>
+            </w:pPr>
+            <w:r>
+              <w:rPr>
+                <w:sz w:val="24"/>
+              </w:rPr>
+              <w:t xml:space="preserve">Write a program that defines an abstract class "Animal" with a pure virtual function makesound(). Derive two classes </w:t>
+            </w:r>
+            <w:r>
+              <w:rPr>
+                <w:sz w:val="24"/>
+              </w:rPr>
+              <w:t xml:space="preserve"> </w:t>
+            </w:r>
+            <w:r>
+              <w:rPr>
+                <w:sz w:val="24"/>
+              </w:rPr>
+              <w:t xml:space="preserve">"Dog" and "Cat" from Animal that implement makesound() differently. Use base class pointers to call the correct overridden function for each derived object. </w:t>
+            </w:r>
+            <w:r>
+              <w:rPr>
+                <w:sz w:val="24"/>
+              </w:rPr>
+              <w:br/>
+            </w:r>
+            <w:r>
+              <w:rPr>
+                <w:i/>
+                <w:iCs/>
+                <w:sz w:val="24"/>
+              </w:rPr>
+              <w:t xml:space="preserve">Hint: [ virtual void makesound() = 0; → pure virtual function that makes Animal an abstract class </w:t>
+            </w:r>
+            <w:r>
+              <w:rPr>
+                <w:i/>
+                <w:iCs/>
+                <w:sz w:val="24"/>
+              </w:rPr>
+              <w:br/>
+              <w:t xml:space="preserve">Dog::sound() → prints "Dog barks" </w:t>
+            </w:r>
+            <w:r>
+              <w:rPr>
+                <w:i/>
+                <w:iCs/>
+                <w:sz w:val="24"/>
+              </w:rPr>
+              <w:br/>
+              <w:t xml:space="preserve">Cat::sound() → prints "Cat meows" </w:t>
+            </w:r>
+            <w:r>
+              <w:rPr>
+                <w:i/>
+                <w:iCs/>
+                <w:sz w:val="24"/>
+              </w:rPr>
+              <w:br/>
+              <w:t xml:space="preserve">Use Animal* ptr = new Dog(); ptr-&gt;makesound(); and Animal* ptr2 = new Cat(); ptr2-&gt;makesound(); to call the </w:t>
+            </w:r>
+            <w:r>
+              <w:rPr>
+                <w:i/>
+                <w:iCs/>
+                <w:sz w:val="24"/>
+              </w:rPr>
+              <w:br/>
+              <w:t xml:space="preserve">derived versions </w:t>
+            </w:r>
+            <w:r>
+              <w:rPr>
+                <w:i/>
+                <w:iCs/>
+                <w:sz w:val="24"/>
+              </w:rPr>
+              <w:br/>
+              <w:t>Give Animal a virtual destructor so that deleting through a base pointer correctly calls the derived class destructor ]</w:t>
+            </w:r>
+          </w:p>
+        </w:tc>
+        <w:tc>
+          <w:tcPr>
+            <w:tcW w:w="1448" w:type="dxa"/>
+          </w:tcPr>
+          <w:p>
+            <w:pPr>
+              <w:pStyle w:val="TableParagraph"/>
+              <w:spacing w:line="275" w:lineRule="exact"/>
+              <w:ind w:left="4" w:right="2"/>
+              <w:jc w:val="center"/>
+              <w:rPr>
+                <w:sz w:val="24"/>
+              </w:rPr>
+            </w:pPr>
+            <w:r>
+              <w:rPr>
+                <w:spacing w:val="-2"/>
+                <w:sz w:val="24"/>
+              </w:rPr>
+              <w:t>2083-0</w:t>
+            </w:r>
+            <w:r>
+              <w:rPr>
+                <w:spacing w:val="-2"/>
+                <w:sz w:val="24"/>
+              </w:rPr>
+              <w:t>4</w:t>
+            </w:r>
+            <w:r>
+              <w:rPr>
+                <w:spacing w:val="-2"/>
+                <w:sz w:val="24"/>
+              </w:rPr>
+              <w:t>-</w:t>
+            </w:r>
+            <w:r>
+              <w:rPr>
+                <w:spacing w:val="-5"/>
+                <w:sz w:val="24"/>
+              </w:rPr>
+              <w:t>11</w:t>
+            </w:r>
+          </w:p>
+        </w:tc>
+        <w:tc>
+          <w:tcPr>
+            <w:tcW w:w="1366" w:type="dxa"/>
+          </w:tcPr>
+          <w:p>
+            <w:pPr>
+              <w:pStyle w:val="TableParagraph"/>
+            </w:pPr>
+          </w:p>
+        </w:tc>
+      </w:tr>
+      <w:tr>
+        <w:trPr>
+          <w:trHeight w:val="4490"/>
+        </w:trPr>
+        <w:tc>
+          <w:tcPr>
+            <w:tcW w:w="715" w:type="dxa"/>
+          </w:tcPr>
+          <w:p>
+            <w:pPr>
+              <w:pStyle w:val="TableParagraph"/>
+              <w:spacing w:line="275" w:lineRule="exact"/>
+              <w:ind w:left="107"/>
+              <w:rPr>
+                <w:spacing w:val="-10"/>
+                <w:sz w:val="24"/>
+              </w:rPr>
+            </w:pPr>
+            <w:r>
+              <w:rPr>
+                <w:spacing w:val="-10"/>
+                <w:sz w:val="24"/>
+              </w:rPr>
+              <w:t>3.</w:t>
+            </w:r>
+          </w:p>
+        </w:tc>
+        <w:tc>
+          <w:tcPr>
+            <w:tcW w:w="5850" w:type="dxa"/>
+          </w:tcPr>
+          <w:p>
+            <w:pPr>
+              <w:pStyle w:val="TableParagraph"/>
+              <w:spacing w:line="275" w:lineRule="exact"/>
+              <w:ind w:left="107"/>
+              <w:rPr>
+                <w:sz w:val="24"/>
+              </w:rPr>
+            </w:pPr>
+            <w:r>
+              <w:rPr>
+                <w:sz w:val="24"/>
+              </w:rPr>
+              <w:t xml:space="preserve">Write  a  program  that  defines  a  class  "Account"  with  a  private  data  member  balance  and  a  static  data  member </w:t>
+            </w:r>
+            <w:r>
+              <w:rPr>
+                <w:sz w:val="24"/>
+              </w:rPr>
+              <w:br/>
+              <w:t xml:space="preserve">totalAccounts that keeps track of how many Account objects have been created. Use a friend function to add interest </w:t>
+            </w:r>
+            <w:r>
+              <w:rPr>
+                <w:sz w:val="24"/>
+              </w:rPr>
+              <w:t xml:space="preserve"> </w:t>
+            </w:r>
+            <w:r>
+              <w:rPr>
+                <w:sz w:val="24"/>
+              </w:rPr>
+              <w:t xml:space="preserve">to the balances of two different Account objects at once. </w:t>
+            </w:r>
+            <w:r>
+              <w:rPr>
+                <w:sz w:val="24"/>
+              </w:rPr>
+              <w:br/>
+            </w:r>
+            <w:r>
+              <w:rPr>
+                <w:i/>
+                <w:iCs/>
+                <w:sz w:val="24"/>
+              </w:rPr>
+              <w:t xml:space="preserve">Hint: [ Account(float bal) → parameterized constructor that increments totalAccounts </w:t>
+            </w:r>
+            <w:r>
+              <w:rPr>
+                <w:i/>
+                <w:iCs/>
+                <w:sz w:val="24"/>
+              </w:rPr>
+              <w:br/>
+              <w:t xml:space="preserve">static int totalAccounts; → static data member shared by all objects </w:t>
+            </w:r>
+            <w:r>
+              <w:rPr>
+                <w:i/>
+                <w:iCs/>
+                <w:sz w:val="24"/>
+              </w:rPr>
+              <w:br/>
+              <w:t xml:space="preserve">static int getCount() → static member function that returns totalAccounts </w:t>
+            </w:r>
+            <w:r>
+              <w:rPr>
+                <w:i/>
+                <w:iCs/>
+                <w:sz w:val="24"/>
+              </w:rPr>
+              <w:br/>
+              <w:t xml:space="preserve">friend void addInterest(Account &amp;a1, Account &amp;a2, float rate) → friend function that adds rate% interest to the balance of both a1 and a2 </w:t>
+            </w:r>
+            <w:r>
+              <w:rPr>
+                <w:i/>
+                <w:iCs/>
+                <w:sz w:val="24"/>
+              </w:rPr>
+              <w:br/>
+              <w:t>displayBalance() → prints "Balance: balance" ]</w:t>
+            </w:r>
+          </w:p>
+        </w:tc>
+        <w:tc>
+          <w:tcPr>
+            <w:tcW w:w="1448" w:type="dxa"/>
+          </w:tcPr>
+          <w:p>
+            <w:pPr>
+              <w:pStyle w:val="TableParagraph"/>
+              <w:spacing w:line="275" w:lineRule="exact"/>
+              <w:ind w:left="4" w:right="2"/>
+              <w:jc w:val="center"/>
+              <w:rPr>
+                <w:spacing w:val="-2"/>
+                <w:sz w:val="24"/>
+              </w:rPr>
+            </w:pPr>
+            <w:r>
+              <w:rPr>
+                <w:spacing w:val="-2"/>
+                <w:sz w:val="24"/>
+              </w:rPr>
+              <w:t>2083-0</w:t>
+            </w:r>
+            <w:r>
+              <w:rPr>
+                <w:spacing w:val="-2"/>
+                <w:sz w:val="24"/>
+              </w:rPr>
+              <w:t>4</w:t>
+            </w:r>
+            <w:r>
+              <w:rPr>
+                <w:spacing w:val="-2"/>
+                <w:sz w:val="24"/>
+              </w:rPr>
+              <w:t>-</w:t>
+            </w:r>
+            <w:r>
+              <w:rPr>
+                <w:spacing w:val="-2"/>
+                <w:sz w:val="24"/>
+              </w:rPr>
+              <w:t>11</w:t>
+            </w:r>
+          </w:p>
+        </w:tc>
+        <w:tc>
+          <w:tcPr>
+            <w:tcW w:w="1366" w:type="dxa"/>
+          </w:tcPr>
+          <w:p>
+            <w:pPr>
+              <w:pStyle w:val="TableParagraph"/>
+            </w:pPr>
+          </w:p>
+        </w:tc>
+      </w:tr>
+    </w:tbl>
+    <w:p/>
     <w:sectPr>
-      <w:headerReference w:type="even" r:id="rId6"/>
-      <w:headerReference w:type="default" r:id="rId7"/>
-      <w:footerReference w:type="even" r:id="rId8"/>
-      <w:footerReference w:type="default" r:id="rId9"/>
-      <w:headerReference w:type="first" r:id="rId10"/>
-      <w:footerReference w:type="first" r:id="rId11"/>
       <w:type w:val="continuous"/>
       <w:pgSz w:w="12240" w:h="15840"/>
       <w:pgMar w:top="1380" w:right="1440" w:bottom="280" w:left="1080" w:header="720" w:footer="720" w:gutter="0"/>
@@ -1496,7 +4734,7 @@
 </file>
 
 <file path=word/endnotes.xml><?xml version="1.0" encoding="utf-8"?>
-<w:endnotes xmlns:wpc="http://schemas.microsoft.com/office/word/2010/wordprocessingCanvas" xmlns:cx="http://schemas.microsoft.com/office/drawing/2014/chartex" xmlns:cx1="http://schemas.microsoft.com/office/drawing/2015/9/8/chartex" xmlns:cx2="http://schemas.microsoft.com/office/drawing/2015/10/21/chartex" xmlns:cx3="http://schemas.microsoft.com/office/drawing/2016/5/9/chartex" xmlns:cx4="http://schemas.microsoft.com/office/drawing/2016/5/10/chartex" xmlns:cx5="http://schemas.microsoft.com/office/drawing/2016/5/11/chartex" xmlns:cx6="http://schemas.microsoft.com/office/drawing/2016/5/12/chartex" xmlns:cx7="http://schemas.microsoft.com/office/drawing/2016/5/13/chartex" xmlns:cx8="http://schemas.microsoft.com/office/drawing/2016/5/14/chartex" xmlns:mc="http://schemas.openxmlformats.org/markup-compatibility/2006" xmlns:aink="http://schemas.microsoft.com/office/drawing/2016/ink" xmlns:am3d="http://schemas.microsoft.com/office/drawing/2017/model3d" xmlns:o="urn:schemas-microsoft-com:office:office" xmlns:oel="http://schemas.microsoft.com/office/2019/extlst" xmlns:r="http://schemas.openxmlformats.org/officeDocument/2006/relationships" xmlns:m="http://schemas.openxmlformats.org/officeDocument/2006/math" xmlns:v="urn:schemas-microsoft-com:vml" xmlns:wp14="http://schemas.microsoft.com/office/word/2010/wordprocessingDrawing" xmlns:wp="http://schemas.openxmlformats.org/drawingml/2006/wordprocessingDrawing" xmlns:w10="urn:schemas-microsoft-com:office:word" xmlns:w="http://schemas.openxmlformats.org/wordprocessingml/2006/main" xmlns:w14="http://schemas.microsoft.com/office/word/2010/wordml" xmlns:w15="http://schemas.microsoft.com/office/word/2012/wordml" xmlns:w16cex="http://schemas.microsoft.com/office/word/2018/wordml/cex" xmlns:w16cid="http://schemas.microsoft.com/office/word/2016/wordml/cid" xmlns:w16="http://schemas.microsoft.com/office/word/2018/wordml" xmlns:w16du="http://schemas.microsoft.com/office/word/2023/wordml/word16du" xmlns:w16sdtdh="http://schemas.microsoft.com/office/word/2020/wordml/sdtdatahash" xmlns:w16sdtfl="http://schemas.microsoft.com/office/word/2024/wordml/sdtformatlock" xmlns:w16se="http://schemas.microsoft.com/office/word/2015/wordml/symex" xmlns:wpg="http://schemas.microsoft.com/office/word/2010/wordprocessingGroup" xmlns:wpi="http://schemas.microsoft.com/office/word/2010/wordprocessingInk" xmlns:wne="http://schemas.microsoft.com/office/word/2006/wordml" xmlns:wps="http://schemas.microsoft.com/office/word/2010/wordprocessingShape" mc:Ignorable="w14 w15 w16se w16cid w16 w16cex w16sdtdh w16sdtfl w16du wp14">
+<w:endnotes xmlns:wpc="http://schemas.microsoft.com/office/word/2010/wordprocessingCanvas" xmlns:cx="http://schemas.microsoft.com/office/drawing/2014/chartex" xmlns:cx1="http://schemas.microsoft.com/office/drawing/2015/9/8/chartex" xmlns:cx2="http://schemas.microsoft.com/office/drawing/2015/10/21/chartex" xmlns:cx3="http://schemas.microsoft.com/office/drawing/2016/5/9/chartex" xmlns:cx4="http://schemas.microsoft.com/office/drawing/2016/5/10/chartex" xmlns:cx5="http://schemas.microsoft.com/office/drawing/2016/5/11/chartex" xmlns:cx6="http://schemas.microsoft.com/office/drawing/2016/5/12/chartex" xmlns:cx7="http://schemas.microsoft.com/office/drawing/2016/5/13/chartex" xmlns:cx8="http://schemas.microsoft.com/office/drawing/2016/5/14/chartex" xmlns:mc="http://schemas.openxmlformats.org/markup-compatibility/2006" xmlns:aink="http://schemas.microsoft.com/office/drawing/2016/ink" xmlns:am3d="http://schemas.microsoft.com/office/drawing/2017/model3d" xmlns:o="urn:schemas-microsoft-com:office:office" xmlns:oel="http://schemas.microsoft.com/office/2019/extlst" xmlns:r="http://schemas.openxmlformats.org/officeDocument/2006/relationships" xmlns:m="http://schemas.openxmlformats.org/officeDocument/2006/math" xmlns:v="urn:schemas-microsoft-com:vml" xmlns:wp14="http://schemas.microsoft.com/office/word/2010/wordprocessingDrawing" xmlns:wp="http://schemas.openxmlformats.org/drawingml/2006/wordprocessingDrawing" xmlns:w10="urn:schemas-microsoft-com:office:word" xmlns:w="http://schemas.openxmlformats.org/wordprocessingml/2006/main" xmlns:w14="http://schemas.microsoft.com/office/word/2010/wordml" xmlns:w15="http://schemas.microsoft.com/office/word/2012/wordml" xmlns:w16cei="http://schemas.microsoft.com/office/word/2026/wordml/cei" xmlns:w16cex="http://schemas.microsoft.com/office/word/2018/wordml/cex" xmlns:w16cid="http://schemas.microsoft.com/office/word/2016/wordml/cid" xmlns:w16="http://schemas.microsoft.com/office/word/2018/wordml" xmlns:w16du="http://schemas.microsoft.com/office/word/2023/wordml/word16du" xmlns:w16sdtdh="http://schemas.microsoft.com/office/word/2020/wordml/sdtdatahash" xmlns:w16sdtfl="http://schemas.microsoft.com/office/word/2024/wordml/sdtformatlock" xmlns:w16se="http://schemas.microsoft.com/office/word/2015/wordml/symex" xmlns:wpg="http://schemas.microsoft.com/office/word/2010/wordprocessingGroup" xmlns:wpi="http://schemas.microsoft.com/office/word/2010/wordprocessingInk" xmlns:wne="http://schemas.microsoft.com/office/word/2006/wordml" xmlns:wps="http://schemas.microsoft.com/office/word/2010/wordprocessingShape" mc:Ignorable="w14 w15 w16se w16cid w16 w16cex w16sdtdh w16sdtfl w16du wp14">
   <w:endnote w:type="separator" w:id="-1">
     <w:p>
       <w:r>
@@ -1514,38 +4752,8 @@
 </w:endnotes>
 </file>
 
-<file path=word/footer1.xml><?xml version="1.0" encoding="utf-8"?>
-<w:ftr xmlns:wpc="http://schemas.microsoft.com/office/word/2010/wordprocessingCanvas" xmlns:cx="http://schemas.microsoft.com/office/drawing/2014/chartex" xmlns:cx1="http://schemas.microsoft.com/office/drawing/2015/9/8/chartex" xmlns:cx2="http://schemas.microsoft.com/office/drawing/2015/10/21/chartex" xmlns:cx3="http://schemas.microsoft.com/office/drawing/2016/5/9/chartex" xmlns:cx4="http://schemas.microsoft.com/office/drawing/2016/5/10/chartex" xmlns:cx5="http://schemas.microsoft.com/office/drawing/2016/5/11/chartex" xmlns:cx6="http://schemas.microsoft.com/office/drawing/2016/5/12/chartex" xmlns:cx7="http://schemas.microsoft.com/office/drawing/2016/5/13/chartex" xmlns:cx8="http://schemas.microsoft.com/office/drawing/2016/5/14/chartex" xmlns:mc="http://schemas.openxmlformats.org/markup-compatibility/2006" xmlns:aink="http://schemas.microsoft.com/office/drawing/2016/ink" xmlns:am3d="http://schemas.microsoft.com/office/drawing/2017/model3d" xmlns:o="urn:schemas-microsoft-com:office:office" xmlns:oel="http://schemas.microsoft.com/office/2019/extlst" xmlns:r="http://schemas.openxmlformats.org/officeDocument/2006/relationships" xmlns:m="http://schemas.openxmlformats.org/officeDocument/2006/math" xmlns:v="urn:schemas-microsoft-com:vml" xmlns:wp14="http://schemas.microsoft.com/office/word/2010/wordprocessingDrawing" xmlns:wp="http://schemas.openxmlformats.org/drawingml/2006/wordprocessingDrawing" xmlns:w10="urn:schemas-microsoft-com:office:word" xmlns:w="http://schemas.openxmlformats.org/wordprocessingml/2006/main" xmlns:w14="http://schemas.microsoft.com/office/word/2010/wordml" xmlns:w15="http://schemas.microsoft.com/office/word/2012/wordml" xmlns:w16cex="http://schemas.microsoft.com/office/word/2018/wordml/cex" xmlns:w16cid="http://schemas.microsoft.com/office/word/2016/wordml/cid" xmlns:w16="http://schemas.microsoft.com/office/word/2018/wordml" xmlns:w16du="http://schemas.microsoft.com/office/word/2023/wordml/word16du" xmlns:w16sdtdh="http://schemas.microsoft.com/office/word/2020/wordml/sdtdatahash" xmlns:w16sdtfl="http://schemas.microsoft.com/office/word/2024/wordml/sdtformatlock" xmlns:w16se="http://schemas.microsoft.com/office/word/2015/wordml/symex" xmlns:wpg="http://schemas.microsoft.com/office/word/2010/wordprocessingGroup" xmlns:wpi="http://schemas.microsoft.com/office/word/2010/wordprocessingInk" xmlns:wne="http://schemas.microsoft.com/office/word/2006/wordml" xmlns:wps="http://schemas.microsoft.com/office/word/2010/wordprocessingShape" mc:Ignorable="w14 w15 w16se w16cid w16 w16cex w16sdtdh w16sdtfl w16du wp14">
-  <w:p>
-    <w:pPr>
-      <w:pStyle w:val="Footer"/>
-    </w:pPr>
-  </w:p>
-</w:ftr>
-</file>
-
-<file path=word/footer2.xml><?xml version="1.0" encoding="utf-8"?>
-<w:ftr xmlns:wpc="http://schemas.microsoft.com/office/word/2010/wordprocessingCanvas" xmlns:cx="http://schemas.microsoft.com/office/drawing/2014/chartex" xmlns:cx1="http://schemas.microsoft.com/office/drawing/2015/9/8/chartex" xmlns:cx2="http://schemas.microsoft.com/office/drawing/2015/10/21/chartex" xmlns:cx3="http://schemas.microsoft.com/office/drawing/2016/5/9/chartex" xmlns:cx4="http://schemas.microsoft.com/office/drawing/2016/5/10/chartex" xmlns:cx5="http://schemas.microsoft.com/office/drawing/2016/5/11/chartex" xmlns:cx6="http://schemas.microsoft.com/office/drawing/2016/5/12/chartex" xmlns:cx7="http://schemas.microsoft.com/office/drawing/2016/5/13/chartex" xmlns:cx8="http://schemas.microsoft.com/office/drawing/2016/5/14/chartex" xmlns:mc="http://schemas.openxmlformats.org/markup-compatibility/2006" xmlns:aink="http://schemas.microsoft.com/office/drawing/2016/ink" xmlns:am3d="http://schemas.microsoft.com/office/drawing/2017/model3d" xmlns:o="urn:schemas-microsoft-com:office:office" xmlns:oel="http://schemas.microsoft.com/office/2019/extlst" xmlns:r="http://schemas.openxmlformats.org/officeDocument/2006/relationships" xmlns:m="http://schemas.openxmlformats.org/officeDocument/2006/math" xmlns:v="urn:schemas-microsoft-com:vml" xmlns:wp14="http://schemas.microsoft.com/office/word/2010/wordprocessingDrawing" xmlns:wp="http://schemas.openxmlformats.org/drawingml/2006/wordprocessingDrawing" xmlns:w10="urn:schemas-microsoft-com:office:word" xmlns:w="http://schemas.openxmlformats.org/wordprocessingml/2006/main" xmlns:w14="http://schemas.microsoft.com/office/word/2010/wordml" xmlns:w15="http://schemas.microsoft.com/office/word/2012/wordml" xmlns:w16cex="http://schemas.microsoft.com/office/word/2018/wordml/cex" xmlns:w16cid="http://schemas.microsoft.com/office/word/2016/wordml/cid" xmlns:w16="http://schemas.microsoft.com/office/word/2018/wordml" xmlns:w16du="http://schemas.microsoft.com/office/word/2023/wordml/word16du" xmlns:w16sdtdh="http://schemas.microsoft.com/office/word/2020/wordml/sdtdatahash" xmlns:w16sdtfl="http://schemas.microsoft.com/office/word/2024/wordml/sdtformatlock" xmlns:w16se="http://schemas.microsoft.com/office/word/2015/wordml/symex" xmlns:wpg="http://schemas.microsoft.com/office/word/2010/wordprocessingGroup" xmlns:wpi="http://schemas.microsoft.com/office/word/2010/wordprocessingInk" xmlns:wne="http://schemas.microsoft.com/office/word/2006/wordml" xmlns:wps="http://schemas.microsoft.com/office/word/2010/wordprocessingShape" mc:Ignorable="w14 w15 w16se w16cid w16 w16cex w16sdtdh w16sdtfl w16du wp14">
-  <w:p>
-    <w:pPr>
-      <w:pStyle w:val="Footer"/>
-    </w:pPr>
-  </w:p>
-</w:ftr>
-</file>
-
-<file path=word/footer3.xml><?xml version="1.0" encoding="utf-8"?>
-<w:ftr xmlns:wpc="http://schemas.microsoft.com/office/word/2010/wordprocessingCanvas" xmlns:cx="http://schemas.microsoft.com/office/drawing/2014/chartex" xmlns:cx1="http://schemas.microsoft.com/office/drawing/2015/9/8/chartex" xmlns:cx2="http://schemas.microsoft.com/office/drawing/2015/10/21/chartex" xmlns:cx3="http://schemas.microsoft.com/office/drawing/2016/5/9/chartex" xmlns:cx4="http://schemas.microsoft.com/office/drawing/2016/5/10/chartex" xmlns:cx5="http://schemas.microsoft.com/office/drawing/2016/5/11/chartex" xmlns:cx6="http://schemas.microsoft.com/office/drawing/2016/5/12/chartex" xmlns:cx7="http://schemas.microsoft.com/office/drawing/2016/5/13/chartex" xmlns:cx8="http://schemas.microsoft.com/office/drawing/2016/5/14/chartex" xmlns:mc="http://schemas.openxmlformats.org/markup-compatibility/2006" xmlns:aink="http://schemas.microsoft.com/office/drawing/2016/ink" xmlns:am3d="http://schemas.microsoft.com/office/drawing/2017/model3d" xmlns:o="urn:schemas-microsoft-com:office:office" xmlns:oel="http://schemas.microsoft.com/office/2019/extlst" xmlns:r="http://schemas.openxmlformats.org/officeDocument/2006/relationships" xmlns:m="http://schemas.openxmlformats.org/officeDocument/2006/math" xmlns:v="urn:schemas-microsoft-com:vml" xmlns:wp14="http://schemas.microsoft.com/office/word/2010/wordprocessingDrawing" xmlns:wp="http://schemas.openxmlformats.org/drawingml/2006/wordprocessingDrawing" xmlns:w10="urn:schemas-microsoft-com:office:word" xmlns:w="http://schemas.openxmlformats.org/wordprocessingml/2006/main" xmlns:w14="http://schemas.microsoft.com/office/word/2010/wordml" xmlns:w15="http://schemas.microsoft.com/office/word/2012/wordml" xmlns:w16cex="http://schemas.microsoft.com/office/word/2018/wordml/cex" xmlns:w16cid="http://schemas.microsoft.com/office/word/2016/wordml/cid" xmlns:w16="http://schemas.microsoft.com/office/word/2018/wordml" xmlns:w16du="http://schemas.microsoft.com/office/word/2023/wordml/word16du" xmlns:w16sdtdh="http://schemas.microsoft.com/office/word/2020/wordml/sdtdatahash" xmlns:w16sdtfl="http://schemas.microsoft.com/office/word/2024/wordml/sdtformatlock" xmlns:w16se="http://schemas.microsoft.com/office/word/2015/wordml/symex" xmlns:wpg="http://schemas.microsoft.com/office/word/2010/wordprocessingGroup" xmlns:wpi="http://schemas.microsoft.com/office/word/2010/wordprocessingInk" xmlns:wne="http://schemas.microsoft.com/office/word/2006/wordml" xmlns:wps="http://schemas.microsoft.com/office/word/2010/wordprocessingShape" mc:Ignorable="w14 w15 w16se w16cid w16 w16cex w16sdtdh w16sdtfl w16du wp14">
-  <w:p>
-    <w:pPr>
-      <w:pStyle w:val="Footer"/>
-    </w:pPr>
-  </w:p>
-</w:ftr>
-</file>
-
 <file path=word/footnotes.xml><?xml version="1.0" encoding="utf-8"?>
-<w:footnotes xmlns:wpc="http://schemas.microsoft.com/office/word/2010/wordprocessingCanvas" xmlns:cx="http://schemas.microsoft.com/office/drawing/2014/chartex" xmlns:cx1="http://schemas.microsoft.com/office/drawing/2015/9/8/chartex" xmlns:cx2="http://schemas.microsoft.com/office/drawing/2015/10/21/chartex" xmlns:cx3="http://schemas.microsoft.com/office/drawing/2016/5/9/chartex" xmlns:cx4="http://schemas.microsoft.com/office/drawing/2016/5/10/chartex" xmlns:cx5="http://schemas.microsoft.com/office/drawing/2016/5/11/chartex" xmlns:cx6="http://schemas.microsoft.com/office/drawing/2016/5/12/chartex" xmlns:cx7="http://schemas.microsoft.com/office/drawing/2016/5/13/chartex" xmlns:cx8="http://schemas.microsoft.com/office/drawing/2016/5/14/chartex" xmlns:mc="http://schemas.openxmlformats.org/markup-compatibility/2006" xmlns:aink="http://schemas.microsoft.com/office/drawing/2016/ink" xmlns:am3d="http://schemas.microsoft.com/office/drawing/2017/model3d" xmlns:o="urn:schemas-microsoft-com:office:office" xmlns:oel="http://schemas.microsoft.com/office/2019/extlst" xmlns:r="http://schemas.openxmlformats.org/officeDocument/2006/relationships" xmlns:m="http://schemas.openxmlformats.org/officeDocument/2006/math" xmlns:v="urn:schemas-microsoft-com:vml" xmlns:wp14="http://schemas.microsoft.com/office/word/2010/wordprocessingDrawing" xmlns:wp="http://schemas.openxmlformats.org/drawingml/2006/wordprocessingDrawing" xmlns:w10="urn:schemas-microsoft-com:office:word" xmlns:w="http://schemas.openxmlformats.org/wordprocessingml/2006/main" xmlns:w14="http://schemas.microsoft.com/office/word/2010/wordml" xmlns:w15="http://schemas.microsoft.com/office/word/2012/wordml" xmlns:w16cex="http://schemas.microsoft.com/office/word/2018/wordml/cex" xmlns:w16cid="http://schemas.microsoft.com/office/word/2016/wordml/cid" xmlns:w16="http://schemas.microsoft.com/office/word/2018/wordml" xmlns:w16du="http://schemas.microsoft.com/office/word/2023/wordml/word16du" xmlns:w16sdtdh="http://schemas.microsoft.com/office/word/2020/wordml/sdtdatahash" xmlns:w16sdtfl="http://schemas.microsoft.com/office/word/2024/wordml/sdtformatlock" xmlns:w16se="http://schemas.microsoft.com/office/word/2015/wordml/symex" xmlns:wpg="http://schemas.microsoft.com/office/word/2010/wordprocessingGroup" xmlns:wpi="http://schemas.microsoft.com/office/word/2010/wordprocessingInk" xmlns:wne="http://schemas.microsoft.com/office/word/2006/wordml" xmlns:wps="http://schemas.microsoft.com/office/word/2010/wordprocessingShape" mc:Ignorable="w14 w15 w16se w16cid w16 w16cex w16sdtdh w16sdtfl w16du wp14">
+<w:footnotes xmlns:wpc="http://schemas.microsoft.com/office/word/2010/wordprocessingCanvas" xmlns:cx="http://schemas.microsoft.com/office/drawing/2014/chartex" xmlns:cx1="http://schemas.microsoft.com/office/drawing/2015/9/8/chartex" xmlns:cx2="http://schemas.microsoft.com/office/drawing/2015/10/21/chartex" xmlns:cx3="http://schemas.microsoft.com/office/drawing/2016/5/9/chartex" xmlns:cx4="http://schemas.microsoft.com/office/drawing/2016/5/10/chartex" xmlns:cx5="http://schemas.microsoft.com/office/drawing/2016/5/11/chartex" xmlns:cx6="http://schemas.microsoft.com/office/drawing/2016/5/12/chartex" xmlns:cx7="http://schemas.microsoft.com/office/drawing/2016/5/13/chartex" xmlns:cx8="http://schemas.microsoft.com/office/drawing/2016/5/14/chartex" xmlns:mc="http://schemas.openxmlformats.org/markup-compatibility/2006" xmlns:aink="http://schemas.microsoft.com/office/drawing/2016/ink" xmlns:am3d="http://schemas.microsoft.com/office/drawing/2017/model3d" xmlns:o="urn:schemas-microsoft-com:office:office" xmlns:oel="http://schemas.microsoft.com/office/2019/extlst" xmlns:r="http://schemas.openxmlformats.org/officeDocument/2006/relationships" xmlns:m="http://schemas.openxmlformats.org/officeDocument/2006/math" xmlns:v="urn:schemas-microsoft-com:vml" xmlns:wp14="http://schemas.microsoft.com/office/word/2010/wordprocessingDrawing" xmlns:wp="http://schemas.openxmlformats.org/drawingml/2006/wordprocessingDrawing" xmlns:w10="urn:schemas-microsoft-com:office:word" xmlns:w="http://schemas.openxmlformats.org/wordprocessingml/2006/main" xmlns:w14="http://schemas.microsoft.com/office/word/2010/wordml" xmlns:w15="http://schemas.microsoft.com/office/word/2012/wordml" xmlns:w16cei="http://schemas.microsoft.com/office/word/2026/wordml/cei" xmlns:w16cex="http://schemas.microsoft.com/office/word/2018/wordml/cex" xmlns:w16cid="http://schemas.microsoft.com/office/word/2016/wordml/cid" xmlns:w16="http://schemas.microsoft.com/office/word/2018/wordml" xmlns:w16du="http://schemas.microsoft.com/office/word/2023/wordml/word16du" xmlns:w16sdtdh="http://schemas.microsoft.com/office/word/2020/wordml/sdtdatahash" xmlns:w16sdtfl="http://schemas.microsoft.com/office/word/2024/wordml/sdtformatlock" xmlns:w16se="http://schemas.microsoft.com/office/word/2015/wordml/symex" xmlns:wpg="http://schemas.microsoft.com/office/word/2010/wordprocessingGroup" xmlns:wpi="http://schemas.microsoft.com/office/word/2010/wordprocessingInk" xmlns:wne="http://schemas.microsoft.com/office/word/2006/wordml" xmlns:wps="http://schemas.microsoft.com/office/word/2010/wordprocessingShape" mc:Ignorable="w14 w15 w16se w16cid w16 w16cex w16sdtdh w16sdtfl w16du wp14">
   <w:footnote w:type="separator" w:id="-1">
     <w:p>
       <w:r>
@@ -1561,36 +4769,6 @@
     </w:p>
   </w:footnote>
 </w:footnotes>
-</file>
-
-<file path=word/header1.xml><?xml version="1.0" encoding="utf-8"?>
-<w:hdr xmlns:wpc="http://schemas.microsoft.com/office/word/2010/wordprocessingCanvas" xmlns:cx="http://schemas.microsoft.com/office/drawing/2014/chartex" xmlns:cx1="http://schemas.microsoft.com/office/drawing/2015/9/8/chartex" xmlns:cx2="http://schemas.microsoft.com/office/drawing/2015/10/21/chartex" xmlns:cx3="http://schemas.microsoft.com/office/drawing/2016/5/9/chartex" xmlns:cx4="http://schemas.microsoft.com/office/drawing/2016/5/10/chartex" xmlns:cx5="http://schemas.microsoft.com/office/drawing/2016/5/11/chartex" xmlns:cx6="http://schemas.microsoft.com/office/drawing/2016/5/12/chartex" xmlns:cx7="http://schemas.microsoft.com/office/drawing/2016/5/13/chartex" xmlns:cx8="http://schemas.microsoft.com/office/drawing/2016/5/14/chartex" xmlns:mc="http://schemas.openxmlformats.org/markup-compatibility/2006" xmlns:aink="http://schemas.microsoft.com/office/drawing/2016/ink" xmlns:am3d="http://schemas.microsoft.com/office/drawing/2017/model3d" xmlns:o="urn:schemas-microsoft-com:office:office" xmlns:oel="http://schemas.microsoft.com/office/2019/extlst" xmlns:r="http://schemas.openxmlformats.org/officeDocument/2006/relationships" xmlns:m="http://schemas.openxmlformats.org/officeDocument/2006/math" xmlns:v="urn:schemas-microsoft-com:vml" xmlns:wp14="http://schemas.microsoft.com/office/word/2010/wordprocessingDrawing" xmlns:wp="http://schemas.openxmlformats.org/drawingml/2006/wordprocessingDrawing" xmlns:w10="urn:schemas-microsoft-com:office:word" xmlns:w="http://schemas.openxmlformats.org/wordprocessingml/2006/main" xmlns:w14="http://schemas.microsoft.com/office/word/2010/wordml" xmlns:w15="http://schemas.microsoft.com/office/word/2012/wordml" xmlns:w16cex="http://schemas.microsoft.com/office/word/2018/wordml/cex" xmlns:w16cid="http://schemas.microsoft.com/office/word/2016/wordml/cid" xmlns:w16="http://schemas.microsoft.com/office/word/2018/wordml" xmlns:w16du="http://schemas.microsoft.com/office/word/2023/wordml/word16du" xmlns:w16sdtdh="http://schemas.microsoft.com/office/word/2020/wordml/sdtdatahash" xmlns:w16sdtfl="http://schemas.microsoft.com/office/word/2024/wordml/sdtformatlock" xmlns:w16se="http://schemas.microsoft.com/office/word/2015/wordml/symex" xmlns:wpg="http://schemas.microsoft.com/office/word/2010/wordprocessingGroup" xmlns:wpi="http://schemas.microsoft.com/office/word/2010/wordprocessingInk" xmlns:wne="http://schemas.microsoft.com/office/word/2006/wordml" xmlns:wps="http://schemas.microsoft.com/office/word/2010/wordprocessingShape" mc:Ignorable="w14 w15 w16se w16cid w16 w16cex w16sdtdh w16sdtfl w16du wp14">
-  <w:p>
-    <w:pPr>
-      <w:pStyle w:val="Header"/>
-    </w:pPr>
-  </w:p>
-</w:hdr>
-</file>
-
-<file path=word/header2.xml><?xml version="1.0" encoding="utf-8"?>
-<w:hdr xmlns:wpc="http://schemas.microsoft.com/office/word/2010/wordprocessingCanvas" xmlns:cx="http://schemas.microsoft.com/office/drawing/2014/chartex" xmlns:cx1="http://schemas.microsoft.com/office/drawing/2015/9/8/chartex" xmlns:cx2="http://schemas.microsoft.com/office/drawing/2015/10/21/chartex" xmlns:cx3="http://schemas.microsoft.com/office/drawing/2016/5/9/chartex" xmlns:cx4="http://schemas.microsoft.com/office/drawing/2016/5/10/chartex" xmlns:cx5="http://schemas.microsoft.com/office/drawing/2016/5/11/chartex" xmlns:cx6="http://schemas.microsoft.com/office/drawing/2016/5/12/chartex" xmlns:cx7="http://schemas.microsoft.com/office/drawing/2016/5/13/chartex" xmlns:cx8="http://schemas.microsoft.com/office/drawing/2016/5/14/chartex" xmlns:mc="http://schemas.openxmlformats.org/markup-compatibility/2006" xmlns:aink="http://schemas.microsoft.com/office/drawing/2016/ink" xmlns:am3d="http://schemas.microsoft.com/office/drawing/2017/model3d" xmlns:o="urn:schemas-microsoft-com:office:office" xmlns:oel="http://schemas.microsoft.com/office/2019/extlst" xmlns:r="http://schemas.openxmlformats.org/officeDocument/2006/relationships" xmlns:m="http://schemas.openxmlformats.org/officeDocument/2006/math" xmlns:v="urn:schemas-microsoft-com:vml" xmlns:wp14="http://schemas.microsoft.com/office/word/2010/wordprocessingDrawing" xmlns:wp="http://schemas.openxmlformats.org/drawingml/2006/wordprocessingDrawing" xmlns:w10="urn:schemas-microsoft-com:office:word" xmlns:w="http://schemas.openxmlformats.org/wordprocessingml/2006/main" xmlns:w14="http://schemas.microsoft.com/office/word/2010/wordml" xmlns:w15="http://schemas.microsoft.com/office/word/2012/wordml" xmlns:w16cex="http://schemas.microsoft.com/office/word/2018/wordml/cex" xmlns:w16cid="http://schemas.microsoft.com/office/word/2016/wordml/cid" xmlns:w16="http://schemas.microsoft.com/office/word/2018/wordml" xmlns:w16du="http://schemas.microsoft.com/office/word/2023/wordml/word16du" xmlns:w16sdtdh="http://schemas.microsoft.com/office/word/2020/wordml/sdtdatahash" xmlns:w16sdtfl="http://schemas.microsoft.com/office/word/2024/wordml/sdtformatlock" xmlns:w16se="http://schemas.microsoft.com/office/word/2015/wordml/symex" xmlns:wpg="http://schemas.microsoft.com/office/word/2010/wordprocessingGroup" xmlns:wpi="http://schemas.microsoft.com/office/word/2010/wordprocessingInk" xmlns:wne="http://schemas.microsoft.com/office/word/2006/wordml" xmlns:wps="http://schemas.microsoft.com/office/word/2010/wordprocessingShape" mc:Ignorable="w14 w15 w16se w16cid w16 w16cex w16sdtdh w16sdtfl w16du wp14">
-  <w:p>
-    <w:pPr>
-      <w:pStyle w:val="Header"/>
-    </w:pPr>
-  </w:p>
-</w:hdr>
-</file>
-
-<file path=word/header3.xml><?xml version="1.0" encoding="utf-8"?>
-<w:hdr xmlns:wpc="http://schemas.microsoft.com/office/word/2010/wordprocessingCanvas" xmlns:cx="http://schemas.microsoft.com/office/drawing/2014/chartex" xmlns:cx1="http://schemas.microsoft.com/office/drawing/2015/9/8/chartex" xmlns:cx2="http://schemas.microsoft.com/office/drawing/2015/10/21/chartex" xmlns:cx3="http://schemas.microsoft.com/office/drawing/2016/5/9/chartex" xmlns:cx4="http://schemas.microsoft.com/office/drawing/2016/5/10/chartex" xmlns:cx5="http://schemas.microsoft.com/office/drawing/2016/5/11/chartex" xmlns:cx6="http://schemas.microsoft.com/office/drawing/2016/5/12/chartex" xmlns:cx7="http://schemas.microsoft.com/office/drawing/2016/5/13/chartex" xmlns:cx8="http://schemas.microsoft.com/office/drawing/2016/5/14/chartex" xmlns:mc="http://schemas.openxmlformats.org/markup-compatibility/2006" xmlns:aink="http://schemas.microsoft.com/office/drawing/2016/ink" xmlns:am3d="http://schemas.microsoft.com/office/drawing/2017/model3d" xmlns:o="urn:schemas-microsoft-com:office:office" xmlns:oel="http://schemas.microsoft.com/office/2019/extlst" xmlns:r="http://schemas.openxmlformats.org/officeDocument/2006/relationships" xmlns:m="http://schemas.openxmlformats.org/officeDocument/2006/math" xmlns:v="urn:schemas-microsoft-com:vml" xmlns:wp14="http://schemas.microsoft.com/office/word/2010/wordprocessingDrawing" xmlns:wp="http://schemas.openxmlformats.org/drawingml/2006/wordprocessingDrawing" xmlns:w10="urn:schemas-microsoft-com:office:word" xmlns:w="http://schemas.openxmlformats.org/wordprocessingml/2006/main" xmlns:w14="http://schemas.microsoft.com/office/word/2010/wordml" xmlns:w15="http://schemas.microsoft.com/office/word/2012/wordml" xmlns:w16cex="http://schemas.microsoft.com/office/word/2018/wordml/cex" xmlns:w16cid="http://schemas.microsoft.com/office/word/2016/wordml/cid" xmlns:w16="http://schemas.microsoft.com/office/word/2018/wordml" xmlns:w16du="http://schemas.microsoft.com/office/word/2023/wordml/word16du" xmlns:w16sdtdh="http://schemas.microsoft.com/office/word/2020/wordml/sdtdatahash" xmlns:w16sdtfl="http://schemas.microsoft.com/office/word/2024/wordml/sdtformatlock" xmlns:w16se="http://schemas.microsoft.com/office/word/2015/wordml/symex" xmlns:wpg="http://schemas.microsoft.com/office/word/2010/wordprocessingGroup" xmlns:wpi="http://schemas.microsoft.com/office/word/2010/wordprocessingInk" xmlns:wne="http://schemas.microsoft.com/office/word/2006/wordml" xmlns:wps="http://schemas.microsoft.com/office/word/2010/wordprocessingShape" mc:Ignorable="w14 w15 w16se w16cid w16 w16cex w16sdtdh w16sdtfl w16du wp14">
-  <w:p>
-    <w:pPr>
-      <w:pStyle w:val="Header"/>
-    </w:pPr>
-  </w:p>
-</w:hdr>
 </file>
 
 <file path=word/styles.xml><?xml version="1.0" encoding="utf-8"?>
@@ -1993,7 +5171,7 @@
   <w:style w:type="paragraph" w:default="1" w:styleId="Normal">
     <w:name w:val="Normal"/>
     <w:qFormat/>
-    <w:rsid w:val="00825AAE"/>
+    <w:rsid w:val="00F3554B"/>
     <w:rPr>
       <w:rFonts w:ascii="Times New Roman" w:eastAsia="Times New Roman" w:hAnsi="Times New Roman" w:cs="Times New Roman"/>
     </w:rPr>
